--- a/docs/docx/01_기획명세서/spec_member.docx
+++ b/docs/docx/01_기획명세서/spec_member.docx
@@ -2529,7 +2529,13 @@
         <w:tblLook w:firstRow="1"/>
         <w:tblW w:w="5000" w:type="pct"/>
       </w:tblPr>
-      <w:tblGrid/>
+      <w:tblGrid>
+        <w:gridCol w:w="1508"/>
+        <w:gridCol w:w="1508"/>
+        <w:gridCol w:w="1885"/>
+        <w:gridCol w:w="1508"/>
+        <w:gridCol w:w="1508"/>
+      </w:tblGrid>
       <w:tr>
         <w:trPr>
           <w:cnfStyle w:firstRow="1"/>
@@ -2633,7 +2639,7 @@
             <w:pPr>
               <w:pStyle w:val="Compact"/>
               <w:spacing w:before="20" w:after="20" w:line="280" w:lineRule="exact"/>
-              <w:jc w:val="left"/>
+              <w:jc w:val="center"/>
             </w:pPr>
             <w:r>
               <w:rPr>
@@ -2805,7 +2811,7 @@
             <w:pPr>
               <w:pStyle w:val="Compact"/>
               <w:spacing w:before="20" w:after="20" w:line="280" w:lineRule="exact"/>
-              <w:jc w:val="left"/>
+              <w:jc w:val="center"/>
             </w:pPr>
             <w:r>
               <w:rPr>
@@ -2967,7 +2973,7 @@
             <w:pPr>
               <w:pStyle w:val="Compact"/>
               <w:spacing w:before="20" w:after="20" w:line="280" w:lineRule="exact"/>
-              <w:jc w:val="left"/>
+              <w:jc w:val="center"/>
             </w:pPr>
             <w:r>
               <w:rPr>
@@ -3128,7 +3134,7 @@
             <w:pPr>
               <w:pStyle w:val="Compact"/>
               <w:spacing w:before="20" w:after="20" w:line="280" w:lineRule="exact"/>
-              <w:jc w:val="left"/>
+              <w:jc w:val="center"/>
             </w:pPr>
             <w:r>
               <w:rPr>
@@ -3290,7 +3296,7 @@
             <w:pPr>
               <w:pStyle w:val="Compact"/>
               <w:spacing w:before="20" w:after="20" w:line="280" w:lineRule="exact"/>
-              <w:jc w:val="left"/>
+              <w:jc w:val="center"/>
             </w:pPr>
             <w:r>
               <w:rPr>
@@ -3451,7 +3457,7 @@
             <w:pPr>
               <w:pStyle w:val="Compact"/>
               <w:spacing w:before="20" w:after="20" w:line="280" w:lineRule="exact"/>
-              <w:jc w:val="left"/>
+              <w:jc w:val="center"/>
             </w:pPr>
             <w:r>
               <w:rPr>
@@ -3613,7 +3619,7 @@
             <w:pPr>
               <w:pStyle w:val="Compact"/>
               <w:spacing w:before="20" w:after="20" w:line="280" w:lineRule="exact"/>
-              <w:jc w:val="left"/>
+              <w:jc w:val="center"/>
             </w:pPr>
             <w:r>
               <w:rPr>
@@ -3791,7 +3797,7 @@
             <w:pPr>
               <w:pStyle w:val="Compact"/>
               <w:spacing w:before="20" w:after="20" w:line="280" w:lineRule="exact"/>
-              <w:jc w:val="left"/>
+              <w:jc w:val="center"/>
             </w:pPr>
             <w:r>
               <w:rPr>
@@ -4105,7 +4111,7 @@
             <w:pPr>
               <w:pStyle w:val="Compact"/>
               <w:spacing w:before="20" w:after="20" w:line="280" w:lineRule="exact"/>
-              <w:jc w:val="left"/>
+              <w:jc w:val="center"/>
             </w:pPr>
             <w:r>
               <w:rPr>
@@ -4178,6 +4184,1693 @@
                 <w:sz w:val="18"/>
               </w:rPr>
               <w:t xml:space="preserve">음수(-) 가 될 수 없으며 동시성 제어가 필요한 트랜잭션 컬럼입니다.</w:t>
+            </w:r>
+          </w:p>
+        </w:tc>
+      </w:tr>
+      <w:tr>
+        <w:trPr/>
+        <w:tc>
+          <w:tcPr>
+            <w:tcBorders>
+              <w:top w:val="single" w:sz="4" w:space="0" w:color="BFBFBF"/>
+              <w:bottom w:val="single" w:sz="4" w:space="0" w:color="BFBFBF"/>
+              <w:left w:val="single" w:sz="4" w:space="0" w:color="BFBFBF"/>
+              <w:right w:val="single" w:sz="4" w:space="0" w:color="BFBFBF"/>
+            </w:tcBorders>
+            <w:tcMar>
+              <w:top w:w="50" w:type="dxa"/>
+              <w:bottom w:w="50" w:type="dxa"/>
+              <w:left w:w="100" w:type="dxa"/>
+              <w:right w:w="100" w:type="dxa"/>
+            </w:tcMar>
+          </w:tcPr>
+          <w:p>
+            <w:pPr>
+              <w:pStyle w:val="Compact"/>
+              <w:spacing w:before="20" w:after="20" w:line="280" w:lineRule="exact"/>
+              <w:jc w:val="left"/>
+            </w:pPr>
+            <w:r>
+              <w:rPr>
+                <w:rFonts w:ascii="Arial" w:hAnsi="Arial" w:eastAsia="맑은 고딕"/>
+                <w:b/>
+                <w:color w:val="333333"/>
+                <w:sz w:val="18"/>
+              </w:rPr>
+              <w:t xml:space="preserve">birthDate</w:t>
+            </w:r>
+          </w:p>
+        </w:tc>
+        <w:tc>
+          <w:tcPr>
+            <w:tcBorders>
+              <w:top w:val="single" w:sz="4" w:space="0" w:color="BFBFBF"/>
+              <w:bottom w:val="single" w:sz="4" w:space="0" w:color="BFBFBF"/>
+              <w:left w:val="single" w:sz="4" w:space="0" w:color="BFBFBF"/>
+              <w:right w:val="single" w:sz="4" w:space="0" w:color="BFBFBF"/>
+            </w:tcBorders>
+            <w:tcMar>
+              <w:top w:w="50" w:type="dxa"/>
+              <w:bottom w:w="50" w:type="dxa"/>
+              <w:left w:w="100" w:type="dxa"/>
+              <w:right w:w="100" w:type="dxa"/>
+            </w:tcMar>
+          </w:tcPr>
+          <w:p>
+            <w:pPr>
+              <w:pStyle w:val="Compact"/>
+              <w:spacing w:before="20" w:after="20" w:line="280" w:lineRule="exact"/>
+              <w:jc w:val="left"/>
+            </w:pPr>
+            <w:r>
+              <w:rPr>
+                <w:rFonts w:ascii="Arial" w:hAnsi="Arial" w:eastAsia="맑은 고딕"/>
+                <w:color w:val="333333"/>
+                <w:sz w:val="18"/>
+              </w:rPr>
+              <w:t xml:space="preserve">String</w:t>
+            </w:r>
+          </w:p>
+        </w:tc>
+        <w:tc>
+          <w:tcPr>
+            <w:tcBorders>
+              <w:top w:val="single" w:sz="4" w:space="0" w:color="BFBFBF"/>
+              <w:bottom w:val="single" w:sz="4" w:space="0" w:color="BFBFBF"/>
+              <w:left w:val="single" w:sz="4" w:space="0" w:color="BFBFBF"/>
+              <w:right w:val="single" w:sz="4" w:space="0" w:color="BFBFBF"/>
+            </w:tcBorders>
+            <w:tcMar>
+              <w:top w:w="50" w:type="dxa"/>
+              <w:bottom w:w="50" w:type="dxa"/>
+              <w:left w:w="100" w:type="dxa"/>
+              <w:right w:w="100" w:type="dxa"/>
+            </w:tcMar>
+          </w:tcPr>
+          <w:p>
+            <w:pPr>
+              <w:pStyle w:val="Compact"/>
+              <w:spacing w:before="20" w:after="20" w:line="280" w:lineRule="exact"/>
+              <w:jc w:val="center"/>
+            </w:pPr>
+            <w:r>
+              <w:rPr>
+                <w:rFonts w:ascii="Arial" w:hAnsi="Arial" w:eastAsia="맑은 고딕"/>
+                <w:color w:val="333333"/>
+                <w:sz w:val="18"/>
+              </w:rPr>
+              <w:t xml:space="preserve">N</w:t>
+            </w:r>
+          </w:p>
+        </w:tc>
+        <w:tc>
+          <w:tcPr>
+            <w:tcBorders>
+              <w:top w:val="single" w:sz="4" w:space="0" w:color="BFBFBF"/>
+              <w:bottom w:val="single" w:sz="4" w:space="0" w:color="BFBFBF"/>
+              <w:left w:val="single" w:sz="4" w:space="0" w:color="BFBFBF"/>
+              <w:right w:val="single" w:sz="4" w:space="0" w:color="BFBFBF"/>
+            </w:tcBorders>
+            <w:tcMar>
+              <w:top w:w="50" w:type="dxa"/>
+              <w:bottom w:w="50" w:type="dxa"/>
+              <w:left w:w="100" w:type="dxa"/>
+              <w:right w:w="100" w:type="dxa"/>
+            </w:tcMar>
+          </w:tcPr>
+          <w:p>
+            <w:pPr>
+              <w:pStyle w:val="Compact"/>
+              <w:spacing w:before="20" w:after="20" w:line="280" w:lineRule="exact"/>
+              <w:jc w:val="left"/>
+            </w:pPr>
+            <w:r>
+              <w:rPr>
+                <w:rFonts w:ascii="Arial" w:hAnsi="Arial" w:eastAsia="맑은 고딕"/>
+                <w:color w:val="333333"/>
+                <w:sz w:val="18"/>
+              </w:rPr>
+              <w:t xml:space="preserve">YYYY-MM-DD</w:t>
+            </w:r>
+          </w:p>
+        </w:tc>
+        <w:tc>
+          <w:tcPr>
+            <w:tcBorders>
+              <w:top w:val="single" w:sz="4" w:space="0" w:color="BFBFBF"/>
+              <w:bottom w:val="single" w:sz="4" w:space="0" w:color="BFBFBF"/>
+              <w:left w:val="single" w:sz="4" w:space="0" w:color="BFBFBF"/>
+              <w:right w:val="single" w:sz="4" w:space="0" w:color="BFBFBF"/>
+            </w:tcBorders>
+            <w:tcMar>
+              <w:top w:w="50" w:type="dxa"/>
+              <w:bottom w:w="50" w:type="dxa"/>
+              <w:left w:w="100" w:type="dxa"/>
+              <w:right w:w="100" w:type="dxa"/>
+            </w:tcMar>
+          </w:tcPr>
+          <w:p>
+            <w:pPr>
+              <w:pStyle w:val="Compact"/>
+              <w:spacing w:before="20" w:after="20" w:line="280" w:lineRule="exact"/>
+              <w:jc w:val="left"/>
+            </w:pPr>
+            <w:r>
+              <w:rPr>
+                <w:rFonts w:ascii="Arial" w:hAnsi="Arial" w:eastAsia="맑은 고딕"/>
+                <w:color w:val="333333"/>
+                <w:sz w:val="18"/>
+              </w:rPr>
+              <w:t xml:space="preserve">생년월일이다.</w:t>
+            </w:r>
+          </w:p>
+        </w:tc>
+      </w:tr>
+      <w:tr>
+        <w:trPr/>
+        <w:tc>
+          <w:tcPr>
+            <w:tcBorders>
+              <w:top w:val="single" w:sz="4" w:space="0" w:color="BFBFBF"/>
+              <w:bottom w:val="single" w:sz="4" w:space="0" w:color="BFBFBF"/>
+              <w:left w:val="single" w:sz="4" w:space="0" w:color="BFBFBF"/>
+              <w:right w:val="single" w:sz="4" w:space="0" w:color="BFBFBF"/>
+            </w:tcBorders>
+            <w:shd w:fill="F2F7FB" w:val="clear"/>
+            <w:tcMar>
+              <w:top w:w="50" w:type="dxa"/>
+              <w:bottom w:w="50" w:type="dxa"/>
+              <w:left w:w="100" w:type="dxa"/>
+              <w:right w:w="100" w:type="dxa"/>
+            </w:tcMar>
+          </w:tcPr>
+          <w:p>
+            <w:pPr>
+              <w:pStyle w:val="Compact"/>
+              <w:spacing w:before="20" w:after="20" w:line="280" w:lineRule="exact"/>
+              <w:jc w:val="left"/>
+            </w:pPr>
+            <w:r>
+              <w:rPr>
+                <w:rFonts w:ascii="Arial" w:hAnsi="Arial" w:eastAsia="맑은 고딕"/>
+                <w:b/>
+                <w:color w:val="333333"/>
+                <w:sz w:val="18"/>
+              </w:rPr>
+              <w:t xml:space="preserve">gender</w:t>
+            </w:r>
+          </w:p>
+        </w:tc>
+        <w:tc>
+          <w:tcPr>
+            <w:tcBorders>
+              <w:top w:val="single" w:sz="4" w:space="0" w:color="BFBFBF"/>
+              <w:bottom w:val="single" w:sz="4" w:space="0" w:color="BFBFBF"/>
+              <w:left w:val="single" w:sz="4" w:space="0" w:color="BFBFBF"/>
+              <w:right w:val="single" w:sz="4" w:space="0" w:color="BFBFBF"/>
+            </w:tcBorders>
+            <w:shd w:fill="F2F7FB" w:val="clear"/>
+            <w:tcMar>
+              <w:top w:w="50" w:type="dxa"/>
+              <w:bottom w:w="50" w:type="dxa"/>
+              <w:left w:w="100" w:type="dxa"/>
+              <w:right w:w="100" w:type="dxa"/>
+            </w:tcMar>
+          </w:tcPr>
+          <w:p>
+            <w:pPr>
+              <w:pStyle w:val="Compact"/>
+              <w:spacing w:before="20" w:after="20" w:line="280" w:lineRule="exact"/>
+              <w:jc w:val="left"/>
+            </w:pPr>
+            <w:r>
+              <w:rPr>
+                <w:rFonts w:ascii="Arial" w:hAnsi="Arial" w:eastAsia="맑은 고딕"/>
+                <w:color w:val="333333"/>
+                <w:sz w:val="18"/>
+              </w:rPr>
+              <w:t xml:space="preserve">Enum</w:t>
+            </w:r>
+          </w:p>
+        </w:tc>
+        <w:tc>
+          <w:tcPr>
+            <w:tcBorders>
+              <w:top w:val="single" w:sz="4" w:space="0" w:color="BFBFBF"/>
+              <w:bottom w:val="single" w:sz="4" w:space="0" w:color="BFBFBF"/>
+              <w:left w:val="single" w:sz="4" w:space="0" w:color="BFBFBF"/>
+              <w:right w:val="single" w:sz="4" w:space="0" w:color="BFBFBF"/>
+            </w:tcBorders>
+            <w:shd w:fill="F2F7FB" w:val="clear"/>
+            <w:tcMar>
+              <w:top w:w="50" w:type="dxa"/>
+              <w:bottom w:w="50" w:type="dxa"/>
+              <w:left w:w="100" w:type="dxa"/>
+              <w:right w:w="100" w:type="dxa"/>
+            </w:tcMar>
+          </w:tcPr>
+          <w:p>
+            <w:pPr>
+              <w:pStyle w:val="Compact"/>
+              <w:spacing w:before="20" w:after="20" w:line="280" w:lineRule="exact"/>
+              <w:jc w:val="center"/>
+            </w:pPr>
+            <w:r>
+              <w:rPr>
+                <w:rFonts w:ascii="Arial" w:hAnsi="Arial" w:eastAsia="맑은 고딕"/>
+                <w:color w:val="333333"/>
+                <w:sz w:val="18"/>
+              </w:rPr>
+              <w:t xml:space="preserve">N</w:t>
+            </w:r>
+          </w:p>
+        </w:tc>
+        <w:tc>
+          <w:tcPr>
+            <w:tcBorders>
+              <w:top w:val="single" w:sz="4" w:space="0" w:color="BFBFBF"/>
+              <w:bottom w:val="single" w:sz="4" w:space="0" w:color="BFBFBF"/>
+              <w:left w:val="single" w:sz="4" w:space="0" w:color="BFBFBF"/>
+              <w:right w:val="single" w:sz="4" w:space="0" w:color="BFBFBF"/>
+            </w:tcBorders>
+            <w:shd w:fill="F2F7FB" w:val="clear"/>
+            <w:tcMar>
+              <w:top w:w="50" w:type="dxa"/>
+              <w:bottom w:w="50" w:type="dxa"/>
+              <w:left w:w="100" w:type="dxa"/>
+              <w:right w:w="100" w:type="dxa"/>
+            </w:tcMar>
+          </w:tcPr>
+          <w:p>
+            <w:pPr>
+              <w:pStyle w:val="Compact"/>
+              <w:spacing w:before="20" w:after="20" w:line="280" w:lineRule="exact"/>
+              <w:jc w:val="left"/>
+            </w:pPr>
+            <w:r>
+              <w:rPr>
+                <w:rFonts w:ascii="Arial" w:hAnsi="Arial" w:eastAsia="맑은 고딕"/>
+                <w:color w:val="333333"/>
+                <w:sz w:val="18"/>
+              </w:rPr>
+              <w:t xml:space="preserve">-</w:t>
+            </w:r>
+          </w:p>
+        </w:tc>
+        <w:tc>
+          <w:tcPr>
+            <w:tcBorders>
+              <w:top w:val="single" w:sz="4" w:space="0" w:color="BFBFBF"/>
+              <w:bottom w:val="single" w:sz="4" w:space="0" w:color="BFBFBF"/>
+              <w:left w:val="single" w:sz="4" w:space="0" w:color="BFBFBF"/>
+              <w:right w:val="single" w:sz="4" w:space="0" w:color="BFBFBF"/>
+            </w:tcBorders>
+            <w:shd w:fill="F2F7FB" w:val="clear"/>
+            <w:tcMar>
+              <w:top w:w="50" w:type="dxa"/>
+              <w:bottom w:w="50" w:type="dxa"/>
+              <w:left w:w="100" w:type="dxa"/>
+              <w:right w:w="100" w:type="dxa"/>
+            </w:tcMar>
+          </w:tcPr>
+          <w:p>
+            <w:pPr>
+              <w:pStyle w:val="Compact"/>
+              <w:spacing w:before="20" w:after="20" w:line="280" w:lineRule="exact"/>
+              <w:jc w:val="left"/>
+            </w:pPr>
+            <w:r>
+              <w:rPr>
+                <w:rFonts w:ascii="Arial" w:hAnsi="Arial" w:eastAsia="맑은 고딕"/>
+                <w:color w:val="333333"/>
+                <w:sz w:val="18"/>
+              </w:rPr>
+              <w:t xml:space="preserve">‘</w:t>
+            </w:r>
+            <w:r>
+              <w:rPr>
+                <w:rFonts w:ascii="Arial" w:hAnsi="Arial" w:eastAsia="맑은 고딕"/>
+                <w:color w:val="333333"/>
+                <w:sz w:val="18"/>
+              </w:rPr>
+              <w:t xml:space="preserve">male</w:t>
+            </w:r>
+            <w:r>
+              <w:rPr>
+                <w:rFonts w:ascii="Arial" w:hAnsi="Arial" w:eastAsia="맑은 고딕"/>
+                <w:color w:val="333333"/>
+                <w:sz w:val="18"/>
+              </w:rPr>
+              <w:t xml:space="preserve">’</w:t>
+            </w:r>
+            <w:r>
+              <w:rPr>
+                <w:rFonts w:ascii="Arial" w:hAnsi="Arial" w:eastAsia="맑은 고딕"/>
+                <w:color w:val="333333"/>
+                <w:sz w:val="18"/>
+              </w:rPr>
+              <w:t xml:space="preserve">,</w:t>
+            </w:r>
+            <w:r>
+              <w:rPr>
+                <w:rFonts w:ascii="Arial" w:hAnsi="Arial" w:eastAsia="맑은 고딕"/>
+                <w:color w:val="333333"/>
+                <w:sz w:val="18"/>
+              </w:rPr>
+              <w:t xml:space="preserve"> </w:t>
+            </w:r>
+            <w:r>
+              <w:rPr>
+                <w:rFonts w:ascii="Arial" w:hAnsi="Arial" w:eastAsia="맑은 고딕"/>
+                <w:color w:val="333333"/>
+                <w:sz w:val="18"/>
+              </w:rPr>
+              <w:t xml:space="preserve">‘</w:t>
+            </w:r>
+            <w:r>
+              <w:rPr>
+                <w:rFonts w:ascii="Arial" w:hAnsi="Arial" w:eastAsia="맑은 고딕"/>
+                <w:color w:val="333333"/>
+                <w:sz w:val="18"/>
+              </w:rPr>
+              <w:t xml:space="preserve">female</w:t>
+            </w:r>
+            <w:r>
+              <w:rPr>
+                <w:rFonts w:ascii="Arial" w:hAnsi="Arial" w:eastAsia="맑은 고딕"/>
+                <w:color w:val="333333"/>
+                <w:sz w:val="18"/>
+              </w:rPr>
+              <w:t xml:space="preserve">’</w:t>
+            </w:r>
+            <w:r>
+              <w:rPr>
+                <w:rFonts w:ascii="Arial" w:hAnsi="Arial" w:eastAsia="맑은 고딕"/>
+                <w:color w:val="333333"/>
+                <w:sz w:val="18"/>
+              </w:rPr>
+              <w:t xml:space="preserve"> </w:t>
+            </w:r>
+            <w:r>
+              <w:rPr>
+                <w:rFonts w:ascii="Arial" w:hAnsi="Arial" w:eastAsia="맑은 고딕"/>
+                <w:color w:val="333333"/>
+                <w:sz w:val="18"/>
+              </w:rPr>
+              <w:t xml:space="preserve">만 허용한다.</w:t>
+            </w:r>
+          </w:p>
+        </w:tc>
+      </w:tr>
+      <w:tr>
+        <w:trPr/>
+        <w:tc>
+          <w:tcPr>
+            <w:tcBorders>
+              <w:top w:val="single" w:sz="4" w:space="0" w:color="BFBFBF"/>
+              <w:bottom w:val="single" w:sz="4" w:space="0" w:color="BFBFBF"/>
+              <w:left w:val="single" w:sz="4" w:space="0" w:color="BFBFBF"/>
+              <w:right w:val="single" w:sz="4" w:space="0" w:color="BFBFBF"/>
+            </w:tcBorders>
+            <w:tcMar>
+              <w:top w:w="50" w:type="dxa"/>
+              <w:bottom w:w="50" w:type="dxa"/>
+              <w:left w:w="100" w:type="dxa"/>
+              <w:right w:w="100" w:type="dxa"/>
+            </w:tcMar>
+          </w:tcPr>
+          <w:p>
+            <w:pPr>
+              <w:pStyle w:val="Compact"/>
+              <w:spacing w:before="20" w:after="20" w:line="280" w:lineRule="exact"/>
+              <w:jc w:val="left"/>
+            </w:pPr>
+            <w:r>
+              <w:rPr>
+                <w:rFonts w:ascii="Arial" w:hAnsi="Arial" w:eastAsia="맑은 고딕"/>
+                <w:b/>
+                <w:color w:val="333333"/>
+                <w:sz w:val="18"/>
+              </w:rPr>
+              <w:t xml:space="preserve">linkedSns</w:t>
+            </w:r>
+          </w:p>
+        </w:tc>
+        <w:tc>
+          <w:tcPr>
+            <w:tcBorders>
+              <w:top w:val="single" w:sz="4" w:space="0" w:color="BFBFBF"/>
+              <w:bottom w:val="single" w:sz="4" w:space="0" w:color="BFBFBF"/>
+              <w:left w:val="single" w:sz="4" w:space="0" w:color="BFBFBF"/>
+              <w:right w:val="single" w:sz="4" w:space="0" w:color="BFBFBF"/>
+            </w:tcBorders>
+            <w:tcMar>
+              <w:top w:w="50" w:type="dxa"/>
+              <w:bottom w:w="50" w:type="dxa"/>
+              <w:left w:w="100" w:type="dxa"/>
+              <w:right w:w="100" w:type="dxa"/>
+            </w:tcMar>
+          </w:tcPr>
+          <w:p>
+            <w:pPr>
+              <w:pStyle w:val="Compact"/>
+              <w:spacing w:before="20" w:after="20" w:line="280" w:lineRule="exact"/>
+              <w:jc w:val="left"/>
+            </w:pPr>
+            <w:r>
+              <w:rPr>
+                <w:rFonts w:ascii="Arial" w:hAnsi="Arial" w:eastAsia="맑은 고딕"/>
+                <w:color w:val="333333"/>
+                <w:sz w:val="18"/>
+              </w:rPr>
+              <w:t xml:space="preserve">JSON</w:t>
+            </w:r>
+          </w:p>
+        </w:tc>
+        <w:tc>
+          <w:tcPr>
+            <w:tcBorders>
+              <w:top w:val="single" w:sz="4" w:space="0" w:color="BFBFBF"/>
+              <w:bottom w:val="single" w:sz="4" w:space="0" w:color="BFBFBF"/>
+              <w:left w:val="single" w:sz="4" w:space="0" w:color="BFBFBF"/>
+              <w:right w:val="single" w:sz="4" w:space="0" w:color="BFBFBF"/>
+            </w:tcBorders>
+            <w:tcMar>
+              <w:top w:w="50" w:type="dxa"/>
+              <w:bottom w:w="50" w:type="dxa"/>
+              <w:left w:w="100" w:type="dxa"/>
+              <w:right w:w="100" w:type="dxa"/>
+            </w:tcMar>
+          </w:tcPr>
+          <w:p>
+            <w:pPr>
+              <w:pStyle w:val="Compact"/>
+              <w:spacing w:before="20" w:after="20" w:line="280" w:lineRule="exact"/>
+              <w:jc w:val="center"/>
+            </w:pPr>
+            <w:r>
+              <w:rPr>
+                <w:rFonts w:ascii="Arial" w:hAnsi="Arial" w:eastAsia="맑은 고딕"/>
+                <w:color w:val="333333"/>
+                <w:sz w:val="18"/>
+              </w:rPr>
+              <w:t xml:space="preserve">N</w:t>
+            </w:r>
+          </w:p>
+        </w:tc>
+        <w:tc>
+          <w:tcPr>
+            <w:tcBorders>
+              <w:top w:val="single" w:sz="4" w:space="0" w:color="BFBFBF"/>
+              <w:bottom w:val="single" w:sz="4" w:space="0" w:color="BFBFBF"/>
+              <w:left w:val="single" w:sz="4" w:space="0" w:color="BFBFBF"/>
+              <w:right w:val="single" w:sz="4" w:space="0" w:color="BFBFBF"/>
+            </w:tcBorders>
+            <w:tcMar>
+              <w:top w:w="50" w:type="dxa"/>
+              <w:bottom w:w="50" w:type="dxa"/>
+              <w:left w:w="100" w:type="dxa"/>
+              <w:right w:w="100" w:type="dxa"/>
+            </w:tcMar>
+          </w:tcPr>
+          <w:p>
+            <w:pPr>
+              <w:pStyle w:val="Compact"/>
+              <w:spacing w:before="20" w:after="20" w:line="280" w:lineRule="exact"/>
+              <w:jc w:val="left"/>
+            </w:pPr>
+            <w:r>
+              <w:rPr>
+                <w:rFonts w:ascii="Arial" w:hAnsi="Arial" w:eastAsia="맑은 고딕"/>
+                <w:color w:val="333333"/>
+                <w:sz w:val="18"/>
+              </w:rPr>
+              <w:t xml:space="preserve">배열</w:t>
+            </w:r>
+          </w:p>
+        </w:tc>
+        <w:tc>
+          <w:tcPr>
+            <w:tcBorders>
+              <w:top w:val="single" w:sz="4" w:space="0" w:color="BFBFBF"/>
+              <w:bottom w:val="single" w:sz="4" w:space="0" w:color="BFBFBF"/>
+              <w:left w:val="single" w:sz="4" w:space="0" w:color="BFBFBF"/>
+              <w:right w:val="single" w:sz="4" w:space="0" w:color="BFBFBF"/>
+            </w:tcBorders>
+            <w:tcMar>
+              <w:top w:w="50" w:type="dxa"/>
+              <w:bottom w:w="50" w:type="dxa"/>
+              <w:left w:w="100" w:type="dxa"/>
+              <w:right w:w="100" w:type="dxa"/>
+            </w:tcMar>
+          </w:tcPr>
+          <w:p>
+            <w:pPr>
+              <w:pStyle w:val="Compact"/>
+              <w:spacing w:before="20" w:after="20" w:line="280" w:lineRule="exact"/>
+              <w:jc w:val="left"/>
+            </w:pPr>
+            <w:r>
+              <w:rPr>
+                <w:rFonts w:ascii="Arial" w:hAnsi="Arial" w:eastAsia="맑은 고딕"/>
+                <w:color w:val="333333"/>
+                <w:sz w:val="18"/>
+              </w:rPr>
+              <w:t xml:space="preserve">[{snsType(kakao/naver/google/apple/facebook), snsKey(SNS 고유키), connectedAt}] SNS 연동 목록이다.</w:t>
+            </w:r>
+          </w:p>
+        </w:tc>
+      </w:tr>
+      <w:tr>
+        <w:trPr/>
+        <w:tc>
+          <w:tcPr>
+            <w:tcBorders>
+              <w:top w:val="single" w:sz="4" w:space="0" w:color="BFBFBF"/>
+              <w:bottom w:val="single" w:sz="4" w:space="0" w:color="BFBFBF"/>
+              <w:left w:val="single" w:sz="4" w:space="0" w:color="BFBFBF"/>
+              <w:right w:val="single" w:sz="4" w:space="0" w:color="BFBFBF"/>
+            </w:tcBorders>
+            <w:shd w:fill="F2F7FB" w:val="clear"/>
+            <w:tcMar>
+              <w:top w:w="50" w:type="dxa"/>
+              <w:bottom w:w="50" w:type="dxa"/>
+              <w:left w:w="100" w:type="dxa"/>
+              <w:right w:w="100" w:type="dxa"/>
+            </w:tcMar>
+          </w:tcPr>
+          <w:p>
+            <w:pPr>
+              <w:pStyle w:val="Compact"/>
+              <w:spacing w:before="20" w:after="20" w:line="280" w:lineRule="exact"/>
+              <w:jc w:val="left"/>
+            </w:pPr>
+            <w:r>
+              <w:rPr>
+                <w:rFonts w:ascii="Arial" w:hAnsi="Arial" w:eastAsia="맑은 고딕"/>
+                <w:b/>
+                <w:color w:val="333333"/>
+                <w:sz w:val="18"/>
+              </w:rPr>
+              <w:t xml:space="preserve">termsAgreements</w:t>
+            </w:r>
+          </w:p>
+        </w:tc>
+        <w:tc>
+          <w:tcPr>
+            <w:tcBorders>
+              <w:top w:val="single" w:sz="4" w:space="0" w:color="BFBFBF"/>
+              <w:bottom w:val="single" w:sz="4" w:space="0" w:color="BFBFBF"/>
+              <w:left w:val="single" w:sz="4" w:space="0" w:color="BFBFBF"/>
+              <w:right w:val="single" w:sz="4" w:space="0" w:color="BFBFBF"/>
+            </w:tcBorders>
+            <w:shd w:fill="F2F7FB" w:val="clear"/>
+            <w:tcMar>
+              <w:top w:w="50" w:type="dxa"/>
+              <w:bottom w:w="50" w:type="dxa"/>
+              <w:left w:w="100" w:type="dxa"/>
+              <w:right w:w="100" w:type="dxa"/>
+            </w:tcMar>
+          </w:tcPr>
+          <w:p>
+            <w:pPr>
+              <w:pStyle w:val="Compact"/>
+              <w:spacing w:before="20" w:after="20" w:line="280" w:lineRule="exact"/>
+              <w:jc w:val="left"/>
+            </w:pPr>
+            <w:r>
+              <w:rPr>
+                <w:rFonts w:ascii="Arial" w:hAnsi="Arial" w:eastAsia="맑은 고딕"/>
+                <w:color w:val="333333"/>
+                <w:sz w:val="18"/>
+              </w:rPr>
+              <w:t xml:space="preserve">JSON</w:t>
+            </w:r>
+          </w:p>
+        </w:tc>
+        <w:tc>
+          <w:tcPr>
+            <w:tcBorders>
+              <w:top w:val="single" w:sz="4" w:space="0" w:color="BFBFBF"/>
+              <w:bottom w:val="single" w:sz="4" w:space="0" w:color="BFBFBF"/>
+              <w:left w:val="single" w:sz="4" w:space="0" w:color="BFBFBF"/>
+              <w:right w:val="single" w:sz="4" w:space="0" w:color="BFBFBF"/>
+            </w:tcBorders>
+            <w:shd w:fill="F2F7FB" w:val="clear"/>
+            <w:tcMar>
+              <w:top w:w="50" w:type="dxa"/>
+              <w:bottom w:w="50" w:type="dxa"/>
+              <w:left w:w="100" w:type="dxa"/>
+              <w:right w:w="100" w:type="dxa"/>
+            </w:tcMar>
+          </w:tcPr>
+          <w:p>
+            <w:pPr>
+              <w:pStyle w:val="Compact"/>
+              <w:spacing w:before="20" w:after="20" w:line="280" w:lineRule="exact"/>
+              <w:jc w:val="center"/>
+            </w:pPr>
+            <w:r>
+              <w:rPr>
+                <w:rFonts w:ascii="Arial" w:hAnsi="Arial" w:eastAsia="맑은 고딕"/>
+                <w:color w:val="333333"/>
+                <w:sz w:val="18"/>
+              </w:rPr>
+              <w:t xml:space="preserve">N</w:t>
+            </w:r>
+          </w:p>
+        </w:tc>
+        <w:tc>
+          <w:tcPr>
+            <w:tcBorders>
+              <w:top w:val="single" w:sz="4" w:space="0" w:color="BFBFBF"/>
+              <w:bottom w:val="single" w:sz="4" w:space="0" w:color="BFBFBF"/>
+              <w:left w:val="single" w:sz="4" w:space="0" w:color="BFBFBF"/>
+              <w:right w:val="single" w:sz="4" w:space="0" w:color="BFBFBF"/>
+            </w:tcBorders>
+            <w:shd w:fill="F2F7FB" w:val="clear"/>
+            <w:tcMar>
+              <w:top w:w="50" w:type="dxa"/>
+              <w:bottom w:w="50" w:type="dxa"/>
+              <w:left w:w="100" w:type="dxa"/>
+              <w:right w:w="100" w:type="dxa"/>
+            </w:tcMar>
+          </w:tcPr>
+          <w:p>
+            <w:pPr>
+              <w:pStyle w:val="Compact"/>
+              <w:spacing w:before="20" w:after="20" w:line="280" w:lineRule="exact"/>
+              <w:jc w:val="left"/>
+            </w:pPr>
+            <w:r>
+              <w:rPr>
+                <w:rFonts w:ascii="Arial" w:hAnsi="Arial" w:eastAsia="맑은 고딕"/>
+                <w:color w:val="333333"/>
+                <w:sz w:val="18"/>
+              </w:rPr>
+              <w:t xml:space="preserve">배열</w:t>
+            </w:r>
+          </w:p>
+        </w:tc>
+        <w:tc>
+          <w:tcPr>
+            <w:tcBorders>
+              <w:top w:val="single" w:sz="4" w:space="0" w:color="BFBFBF"/>
+              <w:bottom w:val="single" w:sz="4" w:space="0" w:color="BFBFBF"/>
+              <w:left w:val="single" w:sz="4" w:space="0" w:color="BFBFBF"/>
+              <w:right w:val="single" w:sz="4" w:space="0" w:color="BFBFBF"/>
+            </w:tcBorders>
+            <w:shd w:fill="F2F7FB" w:val="clear"/>
+            <w:tcMar>
+              <w:top w:w="50" w:type="dxa"/>
+              <w:bottom w:w="50" w:type="dxa"/>
+              <w:left w:w="100" w:type="dxa"/>
+              <w:right w:w="100" w:type="dxa"/>
+            </w:tcMar>
+          </w:tcPr>
+          <w:p>
+            <w:pPr>
+              <w:pStyle w:val="Compact"/>
+              <w:spacing w:before="20" w:after="20" w:line="280" w:lineRule="exact"/>
+              <w:jc w:val="left"/>
+            </w:pPr>
+            <w:r>
+              <w:rPr>
+                <w:rFonts w:ascii="Arial" w:hAnsi="Arial" w:eastAsia="맑은 고딕"/>
+                <w:color w:val="333333"/>
+                <w:sz w:val="18"/>
+              </w:rPr>
+              <w:t xml:space="preserve">[{termsType(service/privacy/marketing/location/third_party), agreedAt, version}] 약관 동의 이력이다.</w:t>
+            </w:r>
+          </w:p>
+        </w:tc>
+      </w:tr>
+      <w:tr>
+        <w:trPr/>
+        <w:tc>
+          <w:tcPr>
+            <w:tcBorders>
+              <w:top w:val="single" w:sz="4" w:space="0" w:color="BFBFBF"/>
+              <w:bottom w:val="single" w:sz="4" w:space="0" w:color="BFBFBF"/>
+              <w:left w:val="single" w:sz="4" w:space="0" w:color="BFBFBF"/>
+              <w:right w:val="single" w:sz="4" w:space="0" w:color="BFBFBF"/>
+            </w:tcBorders>
+            <w:tcMar>
+              <w:top w:w="50" w:type="dxa"/>
+              <w:bottom w:w="50" w:type="dxa"/>
+              <w:left w:w="100" w:type="dxa"/>
+              <w:right w:w="100" w:type="dxa"/>
+            </w:tcMar>
+          </w:tcPr>
+          <w:p>
+            <w:pPr>
+              <w:pStyle w:val="Compact"/>
+              <w:spacing w:before="20" w:after="20" w:line="280" w:lineRule="exact"/>
+              <w:jc w:val="left"/>
+            </w:pPr>
+            <w:r>
+              <w:rPr>
+                <w:rFonts w:ascii="Arial" w:hAnsi="Arial" w:eastAsia="맑은 고딕"/>
+                <w:b/>
+                <w:color w:val="333333"/>
+                <w:sz w:val="18"/>
+              </w:rPr>
+              <w:t xml:space="preserve">favoriteStores</w:t>
+            </w:r>
+          </w:p>
+        </w:tc>
+        <w:tc>
+          <w:tcPr>
+            <w:tcBorders>
+              <w:top w:val="single" w:sz="4" w:space="0" w:color="BFBFBF"/>
+              <w:bottom w:val="single" w:sz="4" w:space="0" w:color="BFBFBF"/>
+              <w:left w:val="single" w:sz="4" w:space="0" w:color="BFBFBF"/>
+              <w:right w:val="single" w:sz="4" w:space="0" w:color="BFBFBF"/>
+            </w:tcBorders>
+            <w:tcMar>
+              <w:top w:w="50" w:type="dxa"/>
+              <w:bottom w:w="50" w:type="dxa"/>
+              <w:left w:w="100" w:type="dxa"/>
+              <w:right w:w="100" w:type="dxa"/>
+            </w:tcMar>
+          </w:tcPr>
+          <w:p>
+            <w:pPr>
+              <w:pStyle w:val="Compact"/>
+              <w:spacing w:before="20" w:after="20" w:line="280" w:lineRule="exact"/>
+              <w:jc w:val="left"/>
+            </w:pPr>
+            <w:r>
+              <w:rPr>
+                <w:rFonts w:ascii="Arial" w:hAnsi="Arial" w:eastAsia="맑은 고딕"/>
+                <w:color w:val="333333"/>
+                <w:sz w:val="18"/>
+              </w:rPr>
+              <w:t xml:space="preserve">JSON</w:t>
+            </w:r>
+          </w:p>
+        </w:tc>
+        <w:tc>
+          <w:tcPr>
+            <w:tcBorders>
+              <w:top w:val="single" w:sz="4" w:space="0" w:color="BFBFBF"/>
+              <w:bottom w:val="single" w:sz="4" w:space="0" w:color="BFBFBF"/>
+              <w:left w:val="single" w:sz="4" w:space="0" w:color="BFBFBF"/>
+              <w:right w:val="single" w:sz="4" w:space="0" w:color="BFBFBF"/>
+            </w:tcBorders>
+            <w:tcMar>
+              <w:top w:w="50" w:type="dxa"/>
+              <w:bottom w:w="50" w:type="dxa"/>
+              <w:left w:w="100" w:type="dxa"/>
+              <w:right w:w="100" w:type="dxa"/>
+            </w:tcMar>
+          </w:tcPr>
+          <w:p>
+            <w:pPr>
+              <w:pStyle w:val="Compact"/>
+              <w:spacing w:before="20" w:after="20" w:line="280" w:lineRule="exact"/>
+              <w:jc w:val="center"/>
+            </w:pPr>
+            <w:r>
+              <w:rPr>
+                <w:rFonts w:ascii="Arial" w:hAnsi="Arial" w:eastAsia="맑은 고딕"/>
+                <w:color w:val="333333"/>
+                <w:sz w:val="18"/>
+              </w:rPr>
+              <w:t xml:space="preserve">N</w:t>
+            </w:r>
+          </w:p>
+        </w:tc>
+        <w:tc>
+          <w:tcPr>
+            <w:tcBorders>
+              <w:top w:val="single" w:sz="4" w:space="0" w:color="BFBFBF"/>
+              <w:bottom w:val="single" w:sz="4" w:space="0" w:color="BFBFBF"/>
+              <w:left w:val="single" w:sz="4" w:space="0" w:color="BFBFBF"/>
+              <w:right w:val="single" w:sz="4" w:space="0" w:color="BFBFBF"/>
+            </w:tcBorders>
+            <w:tcMar>
+              <w:top w:w="50" w:type="dxa"/>
+              <w:bottom w:w="50" w:type="dxa"/>
+              <w:left w:w="100" w:type="dxa"/>
+              <w:right w:w="100" w:type="dxa"/>
+            </w:tcMar>
+          </w:tcPr>
+          <w:p>
+            <w:pPr>
+              <w:pStyle w:val="Compact"/>
+              <w:spacing w:before="20" w:after="20" w:line="280" w:lineRule="exact"/>
+              <w:jc w:val="left"/>
+            </w:pPr>
+            <w:r>
+              <w:rPr>
+                <w:rFonts w:ascii="Arial" w:hAnsi="Arial" w:eastAsia="맑은 고딕"/>
+                <w:color w:val="333333"/>
+                <w:sz w:val="18"/>
+              </w:rPr>
+              <w:t xml:space="preserve">배열, 최대 3개</w:t>
+            </w:r>
+          </w:p>
+        </w:tc>
+        <w:tc>
+          <w:tcPr>
+            <w:tcBorders>
+              <w:top w:val="single" w:sz="4" w:space="0" w:color="BFBFBF"/>
+              <w:bottom w:val="single" w:sz="4" w:space="0" w:color="BFBFBF"/>
+              <w:left w:val="single" w:sz="4" w:space="0" w:color="BFBFBF"/>
+              <w:right w:val="single" w:sz="4" w:space="0" w:color="BFBFBF"/>
+            </w:tcBorders>
+            <w:tcMar>
+              <w:top w:w="50" w:type="dxa"/>
+              <w:bottom w:w="50" w:type="dxa"/>
+              <w:left w:w="100" w:type="dxa"/>
+              <w:right w:w="100" w:type="dxa"/>
+            </w:tcMar>
+          </w:tcPr>
+          <w:p>
+            <w:pPr>
+              <w:pStyle w:val="Compact"/>
+              <w:spacing w:before="20" w:after="20" w:line="280" w:lineRule="exact"/>
+              <w:jc w:val="left"/>
+            </w:pPr>
+            <w:r>
+              <w:rPr>
+                <w:rFonts w:ascii="Arial" w:hAnsi="Arial" w:eastAsia="맑은 고딕"/>
+                <w:color w:val="333333"/>
+                <w:sz w:val="18"/>
+              </w:rPr>
+              <w:t xml:space="preserve">[{storeId, storeName, address, phone, registeredAt}] 단골매장이다.</w:t>
+            </w:r>
+          </w:p>
+        </w:tc>
+      </w:tr>
+      <w:tr>
+        <w:trPr/>
+        <w:tc>
+          <w:tcPr>
+            <w:tcBorders>
+              <w:top w:val="single" w:sz="4" w:space="0" w:color="BFBFBF"/>
+              <w:bottom w:val="single" w:sz="4" w:space="0" w:color="BFBFBF"/>
+              <w:left w:val="single" w:sz="4" w:space="0" w:color="BFBFBF"/>
+              <w:right w:val="single" w:sz="4" w:space="0" w:color="BFBFBF"/>
+            </w:tcBorders>
+            <w:shd w:fill="F2F7FB" w:val="clear"/>
+            <w:tcMar>
+              <w:top w:w="50" w:type="dxa"/>
+              <w:bottom w:w="50" w:type="dxa"/>
+              <w:left w:w="100" w:type="dxa"/>
+              <w:right w:w="100" w:type="dxa"/>
+            </w:tcMar>
+          </w:tcPr>
+          <w:p>
+            <w:pPr>
+              <w:pStyle w:val="Compact"/>
+              <w:spacing w:before="20" w:after="20" w:line="280" w:lineRule="exact"/>
+              <w:jc w:val="left"/>
+            </w:pPr>
+            <w:r>
+              <w:rPr>
+                <w:rFonts w:ascii="Arial" w:hAnsi="Arial" w:eastAsia="맑은 고딕"/>
+                <w:b/>
+                <w:color w:val="333333"/>
+                <w:sz w:val="18"/>
+              </w:rPr>
+              <w:t xml:space="preserve">deliveryAddresses</w:t>
+            </w:r>
+          </w:p>
+        </w:tc>
+        <w:tc>
+          <w:tcPr>
+            <w:tcBorders>
+              <w:top w:val="single" w:sz="4" w:space="0" w:color="BFBFBF"/>
+              <w:bottom w:val="single" w:sz="4" w:space="0" w:color="BFBFBF"/>
+              <w:left w:val="single" w:sz="4" w:space="0" w:color="BFBFBF"/>
+              <w:right w:val="single" w:sz="4" w:space="0" w:color="BFBFBF"/>
+            </w:tcBorders>
+            <w:shd w:fill="F2F7FB" w:val="clear"/>
+            <w:tcMar>
+              <w:top w:w="50" w:type="dxa"/>
+              <w:bottom w:w="50" w:type="dxa"/>
+              <w:left w:w="100" w:type="dxa"/>
+              <w:right w:w="100" w:type="dxa"/>
+            </w:tcMar>
+          </w:tcPr>
+          <w:p>
+            <w:pPr>
+              <w:pStyle w:val="Compact"/>
+              <w:spacing w:before="20" w:after="20" w:line="280" w:lineRule="exact"/>
+              <w:jc w:val="left"/>
+            </w:pPr>
+            <w:r>
+              <w:rPr>
+                <w:rFonts w:ascii="Arial" w:hAnsi="Arial" w:eastAsia="맑은 고딕"/>
+                <w:color w:val="333333"/>
+                <w:sz w:val="18"/>
+              </w:rPr>
+              <w:t xml:space="preserve">JSON</w:t>
+            </w:r>
+          </w:p>
+        </w:tc>
+        <w:tc>
+          <w:tcPr>
+            <w:tcBorders>
+              <w:top w:val="single" w:sz="4" w:space="0" w:color="BFBFBF"/>
+              <w:bottom w:val="single" w:sz="4" w:space="0" w:color="BFBFBF"/>
+              <w:left w:val="single" w:sz="4" w:space="0" w:color="BFBFBF"/>
+              <w:right w:val="single" w:sz="4" w:space="0" w:color="BFBFBF"/>
+            </w:tcBorders>
+            <w:shd w:fill="F2F7FB" w:val="clear"/>
+            <w:tcMar>
+              <w:top w:w="50" w:type="dxa"/>
+              <w:bottom w:w="50" w:type="dxa"/>
+              <w:left w:w="100" w:type="dxa"/>
+              <w:right w:w="100" w:type="dxa"/>
+            </w:tcMar>
+          </w:tcPr>
+          <w:p>
+            <w:pPr>
+              <w:pStyle w:val="Compact"/>
+              <w:spacing w:before="20" w:after="20" w:line="280" w:lineRule="exact"/>
+              <w:jc w:val="center"/>
+            </w:pPr>
+            <w:r>
+              <w:rPr>
+                <w:rFonts w:ascii="Arial" w:hAnsi="Arial" w:eastAsia="맑은 고딕"/>
+                <w:color w:val="333333"/>
+                <w:sz w:val="18"/>
+              </w:rPr>
+              <w:t xml:space="preserve">N</w:t>
+            </w:r>
+          </w:p>
+        </w:tc>
+        <w:tc>
+          <w:tcPr>
+            <w:tcBorders>
+              <w:top w:val="single" w:sz="4" w:space="0" w:color="BFBFBF"/>
+              <w:bottom w:val="single" w:sz="4" w:space="0" w:color="BFBFBF"/>
+              <w:left w:val="single" w:sz="4" w:space="0" w:color="BFBFBF"/>
+              <w:right w:val="single" w:sz="4" w:space="0" w:color="BFBFBF"/>
+            </w:tcBorders>
+            <w:shd w:fill="F2F7FB" w:val="clear"/>
+            <w:tcMar>
+              <w:top w:w="50" w:type="dxa"/>
+              <w:bottom w:w="50" w:type="dxa"/>
+              <w:left w:w="100" w:type="dxa"/>
+              <w:right w:w="100" w:type="dxa"/>
+            </w:tcMar>
+          </w:tcPr>
+          <w:p>
+            <w:pPr>
+              <w:pStyle w:val="Compact"/>
+              <w:spacing w:before="20" w:after="20" w:line="280" w:lineRule="exact"/>
+              <w:jc w:val="left"/>
+            </w:pPr>
+            <w:r>
+              <w:rPr>
+                <w:rFonts w:ascii="Arial" w:hAnsi="Arial" w:eastAsia="맑은 고딕"/>
+                <w:color w:val="333333"/>
+                <w:sz w:val="18"/>
+              </w:rPr>
+              <w:t xml:space="preserve">배열, 최대 10개</w:t>
+            </w:r>
+          </w:p>
+        </w:tc>
+        <w:tc>
+          <w:tcPr>
+            <w:tcBorders>
+              <w:top w:val="single" w:sz="4" w:space="0" w:color="BFBFBF"/>
+              <w:bottom w:val="single" w:sz="4" w:space="0" w:color="BFBFBF"/>
+              <w:left w:val="single" w:sz="4" w:space="0" w:color="BFBFBF"/>
+              <w:right w:val="single" w:sz="4" w:space="0" w:color="BFBFBF"/>
+            </w:tcBorders>
+            <w:shd w:fill="F2F7FB" w:val="clear"/>
+            <w:tcMar>
+              <w:top w:w="50" w:type="dxa"/>
+              <w:bottom w:w="50" w:type="dxa"/>
+              <w:left w:w="100" w:type="dxa"/>
+              <w:right w:w="100" w:type="dxa"/>
+            </w:tcMar>
+          </w:tcPr>
+          <w:p>
+            <w:pPr>
+              <w:pStyle w:val="Compact"/>
+              <w:spacing w:before="20" w:after="20" w:line="280" w:lineRule="exact"/>
+              <w:jc w:val="left"/>
+            </w:pPr>
+            <w:r>
+              <w:rPr>
+                <w:rFonts w:ascii="Arial" w:hAnsi="Arial" w:eastAsia="맑은 고딕"/>
+                <w:color w:val="333333"/>
+                <w:sz w:val="18"/>
+              </w:rPr>
+              <w:t xml:space="preserve">[{id, alias, address, jibunAddress, addressDetail, zipCode, lat, lng, isDefault, lastUsedAt, createdAt}] 배달지 목록이다.</w:t>
+            </w:r>
+          </w:p>
+        </w:tc>
+      </w:tr>
+      <w:tr>
+        <w:trPr/>
+        <w:tc>
+          <w:tcPr>
+            <w:tcBorders>
+              <w:top w:val="single" w:sz="4" w:space="0" w:color="BFBFBF"/>
+              <w:bottom w:val="single" w:sz="4" w:space="0" w:color="BFBFBF"/>
+              <w:left w:val="single" w:sz="4" w:space="0" w:color="BFBFBF"/>
+              <w:right w:val="single" w:sz="4" w:space="0" w:color="BFBFBF"/>
+            </w:tcBorders>
+            <w:tcMar>
+              <w:top w:w="50" w:type="dxa"/>
+              <w:bottom w:w="50" w:type="dxa"/>
+              <w:left w:w="100" w:type="dxa"/>
+              <w:right w:w="100" w:type="dxa"/>
+            </w:tcMar>
+          </w:tcPr>
+          <w:p>
+            <w:pPr>
+              <w:pStyle w:val="Compact"/>
+              <w:spacing w:before="20" w:after="20" w:line="280" w:lineRule="exact"/>
+              <w:jc w:val="left"/>
+            </w:pPr>
+            <w:r>
+              <w:rPr>
+                <w:rFonts w:ascii="Arial" w:hAnsi="Arial" w:eastAsia="맑은 고딕"/>
+                <w:b/>
+                <w:color w:val="333333"/>
+                <w:sz w:val="18"/>
+              </w:rPr>
+              <w:t xml:space="preserve">marketingAgreed</w:t>
+            </w:r>
+          </w:p>
+        </w:tc>
+        <w:tc>
+          <w:tcPr>
+            <w:tcBorders>
+              <w:top w:val="single" w:sz="4" w:space="0" w:color="BFBFBF"/>
+              <w:bottom w:val="single" w:sz="4" w:space="0" w:color="BFBFBF"/>
+              <w:left w:val="single" w:sz="4" w:space="0" w:color="BFBFBF"/>
+              <w:right w:val="single" w:sz="4" w:space="0" w:color="BFBFBF"/>
+            </w:tcBorders>
+            <w:tcMar>
+              <w:top w:w="50" w:type="dxa"/>
+              <w:bottom w:w="50" w:type="dxa"/>
+              <w:left w:w="100" w:type="dxa"/>
+              <w:right w:w="100" w:type="dxa"/>
+            </w:tcMar>
+          </w:tcPr>
+          <w:p>
+            <w:pPr>
+              <w:pStyle w:val="Compact"/>
+              <w:spacing w:before="20" w:after="20" w:line="280" w:lineRule="exact"/>
+              <w:jc w:val="left"/>
+            </w:pPr>
+            <w:r>
+              <w:rPr>
+                <w:rFonts w:ascii="Arial" w:hAnsi="Arial" w:eastAsia="맑은 고딕"/>
+                <w:color w:val="333333"/>
+                <w:sz w:val="18"/>
+              </w:rPr>
+              <w:t xml:space="preserve">Boolean</w:t>
+            </w:r>
+          </w:p>
+        </w:tc>
+        <w:tc>
+          <w:tcPr>
+            <w:tcBorders>
+              <w:top w:val="single" w:sz="4" w:space="0" w:color="BFBFBF"/>
+              <w:bottom w:val="single" w:sz="4" w:space="0" w:color="BFBFBF"/>
+              <w:left w:val="single" w:sz="4" w:space="0" w:color="BFBFBF"/>
+              <w:right w:val="single" w:sz="4" w:space="0" w:color="BFBFBF"/>
+            </w:tcBorders>
+            <w:tcMar>
+              <w:top w:w="50" w:type="dxa"/>
+              <w:bottom w:w="50" w:type="dxa"/>
+              <w:left w:w="100" w:type="dxa"/>
+              <w:right w:w="100" w:type="dxa"/>
+            </w:tcMar>
+          </w:tcPr>
+          <w:p>
+            <w:pPr>
+              <w:pStyle w:val="Compact"/>
+              <w:spacing w:before="20" w:after="20" w:line="280" w:lineRule="exact"/>
+              <w:jc w:val="center"/>
+            </w:pPr>
+            <w:r>
+              <w:rPr>
+                <w:rFonts w:ascii="Arial" w:hAnsi="Arial" w:eastAsia="맑은 고딕"/>
+                <w:color w:val="333333"/>
+                <w:sz w:val="18"/>
+              </w:rPr>
+              <w:t xml:space="preserve">Y</w:t>
+            </w:r>
+          </w:p>
+        </w:tc>
+        <w:tc>
+          <w:tcPr>
+            <w:tcBorders>
+              <w:top w:val="single" w:sz="4" w:space="0" w:color="BFBFBF"/>
+              <w:bottom w:val="single" w:sz="4" w:space="0" w:color="BFBFBF"/>
+              <w:left w:val="single" w:sz="4" w:space="0" w:color="BFBFBF"/>
+              <w:right w:val="single" w:sz="4" w:space="0" w:color="BFBFBF"/>
+            </w:tcBorders>
+            <w:tcMar>
+              <w:top w:w="50" w:type="dxa"/>
+              <w:bottom w:w="50" w:type="dxa"/>
+              <w:left w:w="100" w:type="dxa"/>
+              <w:right w:w="100" w:type="dxa"/>
+            </w:tcMar>
+          </w:tcPr>
+          <w:p>
+            <w:pPr>
+              <w:pStyle w:val="Compact"/>
+              <w:spacing w:before="20" w:after="20" w:line="280" w:lineRule="exact"/>
+              <w:jc w:val="left"/>
+            </w:pPr>
+            <w:r>
+              <w:rPr>
+                <w:rFonts w:ascii="Arial" w:hAnsi="Arial" w:eastAsia="맑은 고딕"/>
+                <w:color w:val="333333"/>
+                <w:sz w:val="18"/>
+              </w:rPr>
+              <w:t xml:space="preserve">-</w:t>
+            </w:r>
+          </w:p>
+        </w:tc>
+        <w:tc>
+          <w:tcPr>
+            <w:tcBorders>
+              <w:top w:val="single" w:sz="4" w:space="0" w:color="BFBFBF"/>
+              <w:bottom w:val="single" w:sz="4" w:space="0" w:color="BFBFBF"/>
+              <w:left w:val="single" w:sz="4" w:space="0" w:color="BFBFBF"/>
+              <w:right w:val="single" w:sz="4" w:space="0" w:color="BFBFBF"/>
+            </w:tcBorders>
+            <w:tcMar>
+              <w:top w:w="50" w:type="dxa"/>
+              <w:bottom w:w="50" w:type="dxa"/>
+              <w:left w:w="100" w:type="dxa"/>
+              <w:right w:w="100" w:type="dxa"/>
+            </w:tcMar>
+          </w:tcPr>
+          <w:p>
+            <w:pPr>
+              <w:pStyle w:val="Compact"/>
+              <w:spacing w:before="20" w:after="20" w:line="280" w:lineRule="exact"/>
+              <w:jc w:val="left"/>
+            </w:pPr>
+            <w:r>
+              <w:rPr>
+                <w:rFonts w:ascii="Arial" w:hAnsi="Arial" w:eastAsia="맑은 고딕"/>
+                <w:color w:val="333333"/>
+                <w:sz w:val="18"/>
+              </w:rPr>
+              <w:t xml:space="preserve">마케팅 수신 동의 여부다.</w:t>
+            </w:r>
+          </w:p>
+        </w:tc>
+      </w:tr>
+      <w:tr>
+        <w:trPr/>
+        <w:tc>
+          <w:tcPr>
+            <w:tcBorders>
+              <w:top w:val="single" w:sz="4" w:space="0" w:color="BFBFBF"/>
+              <w:bottom w:val="single" w:sz="4" w:space="0" w:color="BFBFBF"/>
+              <w:left w:val="single" w:sz="4" w:space="0" w:color="BFBFBF"/>
+              <w:right w:val="single" w:sz="4" w:space="0" w:color="BFBFBF"/>
+            </w:tcBorders>
+            <w:shd w:fill="F2F7FB" w:val="clear"/>
+            <w:tcMar>
+              <w:top w:w="50" w:type="dxa"/>
+              <w:bottom w:w="50" w:type="dxa"/>
+              <w:left w:w="100" w:type="dxa"/>
+              <w:right w:w="100" w:type="dxa"/>
+            </w:tcMar>
+          </w:tcPr>
+          <w:p>
+            <w:pPr>
+              <w:pStyle w:val="Compact"/>
+              <w:spacing w:before="20" w:after="20" w:line="280" w:lineRule="exact"/>
+              <w:jc w:val="left"/>
+            </w:pPr>
+            <w:r>
+              <w:rPr>
+                <w:rFonts w:ascii="Arial" w:hAnsi="Arial" w:eastAsia="맑은 고딕"/>
+                <w:b/>
+                <w:color w:val="333333"/>
+                <w:sz w:val="18"/>
+              </w:rPr>
+              <w:t xml:space="preserve">pushEnabled</w:t>
+            </w:r>
+          </w:p>
+        </w:tc>
+        <w:tc>
+          <w:tcPr>
+            <w:tcBorders>
+              <w:top w:val="single" w:sz="4" w:space="0" w:color="BFBFBF"/>
+              <w:bottom w:val="single" w:sz="4" w:space="0" w:color="BFBFBF"/>
+              <w:left w:val="single" w:sz="4" w:space="0" w:color="BFBFBF"/>
+              <w:right w:val="single" w:sz="4" w:space="0" w:color="BFBFBF"/>
+            </w:tcBorders>
+            <w:shd w:fill="F2F7FB" w:val="clear"/>
+            <w:tcMar>
+              <w:top w:w="50" w:type="dxa"/>
+              <w:bottom w:w="50" w:type="dxa"/>
+              <w:left w:w="100" w:type="dxa"/>
+              <w:right w:w="100" w:type="dxa"/>
+            </w:tcMar>
+          </w:tcPr>
+          <w:p>
+            <w:pPr>
+              <w:pStyle w:val="Compact"/>
+              <w:spacing w:before="20" w:after="20" w:line="280" w:lineRule="exact"/>
+              <w:jc w:val="left"/>
+            </w:pPr>
+            <w:r>
+              <w:rPr>
+                <w:rFonts w:ascii="Arial" w:hAnsi="Arial" w:eastAsia="맑은 고딕"/>
+                <w:color w:val="333333"/>
+                <w:sz w:val="18"/>
+              </w:rPr>
+              <w:t xml:space="preserve">Boolean</w:t>
+            </w:r>
+          </w:p>
+        </w:tc>
+        <w:tc>
+          <w:tcPr>
+            <w:tcBorders>
+              <w:top w:val="single" w:sz="4" w:space="0" w:color="BFBFBF"/>
+              <w:bottom w:val="single" w:sz="4" w:space="0" w:color="BFBFBF"/>
+              <w:left w:val="single" w:sz="4" w:space="0" w:color="BFBFBF"/>
+              <w:right w:val="single" w:sz="4" w:space="0" w:color="BFBFBF"/>
+            </w:tcBorders>
+            <w:shd w:fill="F2F7FB" w:val="clear"/>
+            <w:tcMar>
+              <w:top w:w="50" w:type="dxa"/>
+              <w:bottom w:w="50" w:type="dxa"/>
+              <w:left w:w="100" w:type="dxa"/>
+              <w:right w:w="100" w:type="dxa"/>
+            </w:tcMar>
+          </w:tcPr>
+          <w:p>
+            <w:pPr>
+              <w:pStyle w:val="Compact"/>
+              <w:spacing w:before="20" w:after="20" w:line="280" w:lineRule="exact"/>
+              <w:jc w:val="center"/>
+            </w:pPr>
+            <w:r>
+              <w:rPr>
+                <w:rFonts w:ascii="Arial" w:hAnsi="Arial" w:eastAsia="맑은 고딕"/>
+                <w:color w:val="333333"/>
+                <w:sz w:val="18"/>
+              </w:rPr>
+              <w:t xml:space="preserve">Y</w:t>
+            </w:r>
+          </w:p>
+        </w:tc>
+        <w:tc>
+          <w:tcPr>
+            <w:tcBorders>
+              <w:top w:val="single" w:sz="4" w:space="0" w:color="BFBFBF"/>
+              <w:bottom w:val="single" w:sz="4" w:space="0" w:color="BFBFBF"/>
+              <w:left w:val="single" w:sz="4" w:space="0" w:color="BFBFBF"/>
+              <w:right w:val="single" w:sz="4" w:space="0" w:color="BFBFBF"/>
+            </w:tcBorders>
+            <w:shd w:fill="F2F7FB" w:val="clear"/>
+            <w:tcMar>
+              <w:top w:w="50" w:type="dxa"/>
+              <w:bottom w:w="50" w:type="dxa"/>
+              <w:left w:w="100" w:type="dxa"/>
+              <w:right w:w="100" w:type="dxa"/>
+            </w:tcMar>
+          </w:tcPr>
+          <w:p>
+            <w:pPr>
+              <w:pStyle w:val="Compact"/>
+              <w:spacing w:before="20" w:after="20" w:line="280" w:lineRule="exact"/>
+              <w:jc w:val="left"/>
+            </w:pPr>
+            <w:r>
+              <w:rPr>
+                <w:rFonts w:ascii="Arial" w:hAnsi="Arial" w:eastAsia="맑은 고딕"/>
+                <w:color w:val="333333"/>
+                <w:sz w:val="18"/>
+              </w:rPr>
+              <w:t xml:space="preserve">-</w:t>
+            </w:r>
+          </w:p>
+        </w:tc>
+        <w:tc>
+          <w:tcPr>
+            <w:tcBorders>
+              <w:top w:val="single" w:sz="4" w:space="0" w:color="BFBFBF"/>
+              <w:bottom w:val="single" w:sz="4" w:space="0" w:color="BFBFBF"/>
+              <w:left w:val="single" w:sz="4" w:space="0" w:color="BFBFBF"/>
+              <w:right w:val="single" w:sz="4" w:space="0" w:color="BFBFBF"/>
+            </w:tcBorders>
+            <w:shd w:fill="F2F7FB" w:val="clear"/>
+            <w:tcMar>
+              <w:top w:w="50" w:type="dxa"/>
+              <w:bottom w:w="50" w:type="dxa"/>
+              <w:left w:w="100" w:type="dxa"/>
+              <w:right w:w="100" w:type="dxa"/>
+            </w:tcMar>
+          </w:tcPr>
+          <w:p>
+            <w:pPr>
+              <w:pStyle w:val="Compact"/>
+              <w:spacing w:before="20" w:after="20" w:line="280" w:lineRule="exact"/>
+              <w:jc w:val="left"/>
+            </w:pPr>
+            <w:r>
+              <w:rPr>
+                <w:rFonts w:ascii="Arial" w:hAnsi="Arial" w:eastAsia="맑은 고딕"/>
+                <w:color w:val="333333"/>
+                <w:sz w:val="18"/>
+              </w:rPr>
+              <w:t xml:space="preserve">푸시 알림 활성화 여부다.</w:t>
+            </w:r>
+          </w:p>
+        </w:tc>
+      </w:tr>
+      <w:tr>
+        <w:trPr/>
+        <w:tc>
+          <w:tcPr>
+            <w:tcBorders>
+              <w:top w:val="single" w:sz="4" w:space="0" w:color="BFBFBF"/>
+              <w:bottom w:val="single" w:sz="4" w:space="0" w:color="BFBFBF"/>
+              <w:left w:val="single" w:sz="4" w:space="0" w:color="BFBFBF"/>
+              <w:right w:val="single" w:sz="4" w:space="0" w:color="BFBFBF"/>
+            </w:tcBorders>
+            <w:tcMar>
+              <w:top w:w="50" w:type="dxa"/>
+              <w:bottom w:w="50" w:type="dxa"/>
+              <w:left w:w="100" w:type="dxa"/>
+              <w:right w:w="100" w:type="dxa"/>
+            </w:tcMar>
+          </w:tcPr>
+          <w:p>
+            <w:pPr>
+              <w:pStyle w:val="Compact"/>
+              <w:spacing w:before="20" w:after="20" w:line="280" w:lineRule="exact"/>
+              <w:jc w:val="left"/>
+            </w:pPr>
+            <w:r>
+              <w:rPr>
+                <w:rFonts w:ascii="Arial" w:hAnsi="Arial" w:eastAsia="맑은 고딕"/>
+                <w:b/>
+                <w:color w:val="333333"/>
+                <w:sz w:val="18"/>
+              </w:rPr>
+              <w:t xml:space="preserve">smsEnabled</w:t>
+            </w:r>
+          </w:p>
+        </w:tc>
+        <w:tc>
+          <w:tcPr>
+            <w:tcBorders>
+              <w:top w:val="single" w:sz="4" w:space="0" w:color="BFBFBF"/>
+              <w:bottom w:val="single" w:sz="4" w:space="0" w:color="BFBFBF"/>
+              <w:left w:val="single" w:sz="4" w:space="0" w:color="BFBFBF"/>
+              <w:right w:val="single" w:sz="4" w:space="0" w:color="BFBFBF"/>
+            </w:tcBorders>
+            <w:tcMar>
+              <w:top w:w="50" w:type="dxa"/>
+              <w:bottom w:w="50" w:type="dxa"/>
+              <w:left w:w="100" w:type="dxa"/>
+              <w:right w:w="100" w:type="dxa"/>
+            </w:tcMar>
+          </w:tcPr>
+          <w:p>
+            <w:pPr>
+              <w:pStyle w:val="Compact"/>
+              <w:spacing w:before="20" w:after="20" w:line="280" w:lineRule="exact"/>
+              <w:jc w:val="left"/>
+            </w:pPr>
+            <w:r>
+              <w:rPr>
+                <w:rFonts w:ascii="Arial" w:hAnsi="Arial" w:eastAsia="맑은 고딕"/>
+                <w:color w:val="333333"/>
+                <w:sz w:val="18"/>
+              </w:rPr>
+              <w:t xml:space="preserve">Boolean</w:t>
+            </w:r>
+          </w:p>
+        </w:tc>
+        <w:tc>
+          <w:tcPr>
+            <w:tcBorders>
+              <w:top w:val="single" w:sz="4" w:space="0" w:color="BFBFBF"/>
+              <w:bottom w:val="single" w:sz="4" w:space="0" w:color="BFBFBF"/>
+              <w:left w:val="single" w:sz="4" w:space="0" w:color="BFBFBF"/>
+              <w:right w:val="single" w:sz="4" w:space="0" w:color="BFBFBF"/>
+            </w:tcBorders>
+            <w:tcMar>
+              <w:top w:w="50" w:type="dxa"/>
+              <w:bottom w:w="50" w:type="dxa"/>
+              <w:left w:w="100" w:type="dxa"/>
+              <w:right w:w="100" w:type="dxa"/>
+            </w:tcMar>
+          </w:tcPr>
+          <w:p>
+            <w:pPr>
+              <w:pStyle w:val="Compact"/>
+              <w:spacing w:before="20" w:after="20" w:line="280" w:lineRule="exact"/>
+              <w:jc w:val="center"/>
+            </w:pPr>
+            <w:r>
+              <w:rPr>
+                <w:rFonts w:ascii="Arial" w:hAnsi="Arial" w:eastAsia="맑은 고딕"/>
+                <w:color w:val="333333"/>
+                <w:sz w:val="18"/>
+              </w:rPr>
+              <w:t xml:space="preserve">Y</w:t>
+            </w:r>
+          </w:p>
+        </w:tc>
+        <w:tc>
+          <w:tcPr>
+            <w:tcBorders>
+              <w:top w:val="single" w:sz="4" w:space="0" w:color="BFBFBF"/>
+              <w:bottom w:val="single" w:sz="4" w:space="0" w:color="BFBFBF"/>
+              <w:left w:val="single" w:sz="4" w:space="0" w:color="BFBFBF"/>
+              <w:right w:val="single" w:sz="4" w:space="0" w:color="BFBFBF"/>
+            </w:tcBorders>
+            <w:tcMar>
+              <w:top w:w="50" w:type="dxa"/>
+              <w:bottom w:w="50" w:type="dxa"/>
+              <w:left w:w="100" w:type="dxa"/>
+              <w:right w:w="100" w:type="dxa"/>
+            </w:tcMar>
+          </w:tcPr>
+          <w:p>
+            <w:pPr>
+              <w:pStyle w:val="Compact"/>
+              <w:spacing w:before="20" w:after="20" w:line="280" w:lineRule="exact"/>
+              <w:jc w:val="left"/>
+            </w:pPr>
+            <w:r>
+              <w:rPr>
+                <w:rFonts w:ascii="Arial" w:hAnsi="Arial" w:eastAsia="맑은 고딕"/>
+                <w:color w:val="333333"/>
+                <w:sz w:val="18"/>
+              </w:rPr>
+              <w:t xml:space="preserve">-</w:t>
+            </w:r>
+          </w:p>
+        </w:tc>
+        <w:tc>
+          <w:tcPr>
+            <w:tcBorders>
+              <w:top w:val="single" w:sz="4" w:space="0" w:color="BFBFBF"/>
+              <w:bottom w:val="single" w:sz="4" w:space="0" w:color="BFBFBF"/>
+              <w:left w:val="single" w:sz="4" w:space="0" w:color="BFBFBF"/>
+              <w:right w:val="single" w:sz="4" w:space="0" w:color="BFBFBF"/>
+            </w:tcBorders>
+            <w:tcMar>
+              <w:top w:w="50" w:type="dxa"/>
+              <w:bottom w:w="50" w:type="dxa"/>
+              <w:left w:w="100" w:type="dxa"/>
+              <w:right w:w="100" w:type="dxa"/>
+            </w:tcMar>
+          </w:tcPr>
+          <w:p>
+            <w:pPr>
+              <w:pStyle w:val="Compact"/>
+              <w:spacing w:before="20" w:after="20" w:line="280" w:lineRule="exact"/>
+              <w:jc w:val="left"/>
+            </w:pPr>
+            <w:r>
+              <w:rPr>
+                <w:rFonts w:ascii="Arial" w:hAnsi="Arial" w:eastAsia="맑은 고딕"/>
+                <w:color w:val="333333"/>
+                <w:sz w:val="18"/>
+              </w:rPr>
+              <w:t xml:space="preserve">SMS 수신 동의 여부다.</w:t>
+            </w:r>
+          </w:p>
+        </w:tc>
+      </w:tr>
+      <w:tr>
+        <w:trPr/>
+        <w:tc>
+          <w:tcPr>
+            <w:tcBorders>
+              <w:top w:val="single" w:sz="4" w:space="0" w:color="BFBFBF"/>
+              <w:bottom w:val="single" w:sz="4" w:space="0" w:color="BFBFBF"/>
+              <w:left w:val="single" w:sz="4" w:space="0" w:color="BFBFBF"/>
+              <w:right w:val="single" w:sz="4" w:space="0" w:color="BFBFBF"/>
+            </w:tcBorders>
+            <w:shd w:fill="F2F7FB" w:val="clear"/>
+            <w:tcMar>
+              <w:top w:w="50" w:type="dxa"/>
+              <w:bottom w:w="50" w:type="dxa"/>
+              <w:left w:w="100" w:type="dxa"/>
+              <w:right w:w="100" w:type="dxa"/>
+            </w:tcMar>
+          </w:tcPr>
+          <w:p>
+            <w:pPr>
+              <w:pStyle w:val="Compact"/>
+              <w:spacing w:before="20" w:after="20" w:line="280" w:lineRule="exact"/>
+              <w:jc w:val="left"/>
+            </w:pPr>
+            <w:r>
+              <w:rPr>
+                <w:rFonts w:ascii="Arial" w:hAnsi="Arial" w:eastAsia="맑은 고딕"/>
+                <w:b/>
+                <w:color w:val="333333"/>
+                <w:sz w:val="18"/>
+              </w:rPr>
+              <w:t xml:space="preserve">emailEnabled</w:t>
+            </w:r>
+          </w:p>
+        </w:tc>
+        <w:tc>
+          <w:tcPr>
+            <w:tcBorders>
+              <w:top w:val="single" w:sz="4" w:space="0" w:color="BFBFBF"/>
+              <w:bottom w:val="single" w:sz="4" w:space="0" w:color="BFBFBF"/>
+              <w:left w:val="single" w:sz="4" w:space="0" w:color="BFBFBF"/>
+              <w:right w:val="single" w:sz="4" w:space="0" w:color="BFBFBF"/>
+            </w:tcBorders>
+            <w:shd w:fill="F2F7FB" w:val="clear"/>
+            <w:tcMar>
+              <w:top w:w="50" w:type="dxa"/>
+              <w:bottom w:w="50" w:type="dxa"/>
+              <w:left w:w="100" w:type="dxa"/>
+              <w:right w:w="100" w:type="dxa"/>
+            </w:tcMar>
+          </w:tcPr>
+          <w:p>
+            <w:pPr>
+              <w:pStyle w:val="Compact"/>
+              <w:spacing w:before="20" w:after="20" w:line="280" w:lineRule="exact"/>
+              <w:jc w:val="left"/>
+            </w:pPr>
+            <w:r>
+              <w:rPr>
+                <w:rFonts w:ascii="Arial" w:hAnsi="Arial" w:eastAsia="맑은 고딕"/>
+                <w:color w:val="333333"/>
+                <w:sz w:val="18"/>
+              </w:rPr>
+              <w:t xml:space="preserve">Boolean</w:t>
+            </w:r>
+          </w:p>
+        </w:tc>
+        <w:tc>
+          <w:tcPr>
+            <w:tcBorders>
+              <w:top w:val="single" w:sz="4" w:space="0" w:color="BFBFBF"/>
+              <w:bottom w:val="single" w:sz="4" w:space="0" w:color="BFBFBF"/>
+              <w:left w:val="single" w:sz="4" w:space="0" w:color="BFBFBF"/>
+              <w:right w:val="single" w:sz="4" w:space="0" w:color="BFBFBF"/>
+            </w:tcBorders>
+            <w:shd w:fill="F2F7FB" w:val="clear"/>
+            <w:tcMar>
+              <w:top w:w="50" w:type="dxa"/>
+              <w:bottom w:w="50" w:type="dxa"/>
+              <w:left w:w="100" w:type="dxa"/>
+              <w:right w:w="100" w:type="dxa"/>
+            </w:tcMar>
+          </w:tcPr>
+          <w:p>
+            <w:pPr>
+              <w:pStyle w:val="Compact"/>
+              <w:spacing w:before="20" w:after="20" w:line="280" w:lineRule="exact"/>
+              <w:jc w:val="center"/>
+            </w:pPr>
+            <w:r>
+              <w:rPr>
+                <w:rFonts w:ascii="Arial" w:hAnsi="Arial" w:eastAsia="맑은 고딕"/>
+                <w:color w:val="333333"/>
+                <w:sz w:val="18"/>
+              </w:rPr>
+              <w:t xml:space="preserve">Y</w:t>
+            </w:r>
+          </w:p>
+        </w:tc>
+        <w:tc>
+          <w:tcPr>
+            <w:tcBorders>
+              <w:top w:val="single" w:sz="4" w:space="0" w:color="BFBFBF"/>
+              <w:bottom w:val="single" w:sz="4" w:space="0" w:color="BFBFBF"/>
+              <w:left w:val="single" w:sz="4" w:space="0" w:color="BFBFBF"/>
+              <w:right w:val="single" w:sz="4" w:space="0" w:color="BFBFBF"/>
+            </w:tcBorders>
+            <w:shd w:fill="F2F7FB" w:val="clear"/>
+            <w:tcMar>
+              <w:top w:w="50" w:type="dxa"/>
+              <w:bottom w:w="50" w:type="dxa"/>
+              <w:left w:w="100" w:type="dxa"/>
+              <w:right w:w="100" w:type="dxa"/>
+            </w:tcMar>
+          </w:tcPr>
+          <w:p>
+            <w:pPr>
+              <w:pStyle w:val="Compact"/>
+              <w:spacing w:before="20" w:after="20" w:line="280" w:lineRule="exact"/>
+              <w:jc w:val="left"/>
+            </w:pPr>
+            <w:r>
+              <w:rPr>
+                <w:rFonts w:ascii="Arial" w:hAnsi="Arial" w:eastAsia="맑은 고딕"/>
+                <w:color w:val="333333"/>
+                <w:sz w:val="18"/>
+              </w:rPr>
+              <w:t xml:space="preserve">-</w:t>
+            </w:r>
+          </w:p>
+        </w:tc>
+        <w:tc>
+          <w:tcPr>
+            <w:tcBorders>
+              <w:top w:val="single" w:sz="4" w:space="0" w:color="BFBFBF"/>
+              <w:bottom w:val="single" w:sz="4" w:space="0" w:color="BFBFBF"/>
+              <w:left w:val="single" w:sz="4" w:space="0" w:color="BFBFBF"/>
+              <w:right w:val="single" w:sz="4" w:space="0" w:color="BFBFBF"/>
+            </w:tcBorders>
+            <w:shd w:fill="F2F7FB" w:val="clear"/>
+            <w:tcMar>
+              <w:top w:w="50" w:type="dxa"/>
+              <w:bottom w:w="50" w:type="dxa"/>
+              <w:left w:w="100" w:type="dxa"/>
+              <w:right w:w="100" w:type="dxa"/>
+            </w:tcMar>
+          </w:tcPr>
+          <w:p>
+            <w:pPr>
+              <w:pStyle w:val="Compact"/>
+              <w:spacing w:before="20" w:after="20" w:line="280" w:lineRule="exact"/>
+              <w:jc w:val="left"/>
+            </w:pPr>
+            <w:r>
+              <w:rPr>
+                <w:rFonts w:ascii="Arial" w:hAnsi="Arial" w:eastAsia="맑은 고딕"/>
+                <w:color w:val="333333"/>
+                <w:sz w:val="18"/>
+              </w:rPr>
+              <w:t xml:space="preserve">이메일 수신 동의 여부다.</w:t>
             </w:r>
           </w:p>
         </w:tc>

--- a/docs/docx/01_기획명세서/spec_member.docx
+++ b/docs/docx/01_기획명세서/spec_member.docx
@@ -6105,6 +6105,2346 @@
       </w:r>
       <w:r>
         <w:t xml:space="preserve">— 1만 건 이상 시 비동기 처리 + 다운로드 링크 반환이다.</w:t>
+      </w:r>
+    </w:p>
+    <w:p>
+      <w:r>
+        <w:pict>
+          <v:rect style="width:0;height:1.5pt" o:hralign="center" o:hrstd="t" o:hr="t"/>
+        </w:pict>
+      </w:r>
+    </w:p>
+    <w:p>
+      <w:pPr>
+        <w:pStyle w:val="Heading2"/>
+      </w:pPr>
+      <w:bookmarkStart w:id="26" w:name="정상작동-시나리오"/>
+      <w:r>
+        <w:t xml:space="preserve">3. 정상작동 시나리오</w:t>
+      </w:r>
+      <w:bookmarkEnd w:id="26"/>
+    </w:p>
+    <w:p>
+      <w:pPr>
+        <w:pStyle w:val="Heading3"/>
+      </w:pPr>
+      <w:bookmarkStart w:id="27" w:name="시나리오-1-회원-조회-상세-확인"/>
+      <w:r>
+        <w:t xml:space="preserve">시나리오 1: 회원 조회 → 상세 확인</w:t>
+      </w:r>
+      <w:bookmarkEnd w:id="27"/>
+    </w:p>
+    <w:tbl>
+      <w:tblPr>
+        <w:tblStyle w:val="Table"/>
+        <w:jc w:val="center"/>
+        <w:tblLook w:firstRow="1"/>
+        <w:tblW w:w="5000" w:type="pct"/>
+      </w:tblPr>
+      <w:tblGrid/>
+      <w:tr>
+        <w:trPr>
+          <w:cnfStyle w:firstRow="1"/>
+          <w:tblHeader/>
+        </w:trPr>
+        <w:tc>
+          <w:tcPr>
+            <w:tcBorders>
+              <w:bottom w:val="single"/>
+            </w:tcBorders>
+            <w:vAlign w:val="bottom"/>
+            <w:tcBorders>
+              <w:top w:val="single" w:sz="6" w:space="0" w:color="2E75B6"/>
+              <w:bottom w:val="single" w:sz="6" w:space="0" w:color="2E75B6"/>
+              <w:left w:val="single" w:sz="4" w:space="0" w:color="BFBFBF"/>
+              <w:right w:val="single" w:sz="4" w:space="0" w:color="BFBFBF"/>
+            </w:tcBorders>
+            <w:shd w:fill="2E75B6" w:val="clear"/>
+            <w:tcMar>
+              <w:top w:w="50" w:type="dxa"/>
+              <w:bottom w:w="50" w:type="dxa"/>
+              <w:left w:w="100" w:type="dxa"/>
+              <w:right w:w="100" w:type="dxa"/>
+            </w:tcMar>
+          </w:tcPr>
+          <w:p>
+            <w:pPr>
+              <w:pStyle w:val="Compact"/>
+              <w:spacing w:before="20" w:after="20" w:line="280" w:lineRule="exact"/>
+              <w:jc w:val="left"/>
+            </w:pPr>
+            <w:r>
+              <w:rPr>
+                <w:rFonts w:ascii="Arial" w:hAnsi="Arial" w:eastAsia="맑은 고딕"/>
+                <w:b/>
+                <w:color w:val="FFFFFF"/>
+                <w:sz w:val="18"/>
+              </w:rPr>
+              <w:t xml:space="preserve">단계</w:t>
+            </w:r>
+          </w:p>
+        </w:tc>
+        <w:tc>
+          <w:tcPr>
+            <w:tcBorders>
+              <w:bottom w:val="single"/>
+            </w:tcBorders>
+            <w:vAlign w:val="bottom"/>
+            <w:tcBorders>
+              <w:top w:val="single" w:sz="6" w:space="0" w:color="2E75B6"/>
+              <w:bottom w:val="single" w:sz="6" w:space="0" w:color="2E75B6"/>
+              <w:left w:val="single" w:sz="4" w:space="0" w:color="BFBFBF"/>
+              <w:right w:val="single" w:sz="4" w:space="0" w:color="BFBFBF"/>
+            </w:tcBorders>
+            <w:shd w:fill="2E75B6" w:val="clear"/>
+            <w:tcMar>
+              <w:top w:w="50" w:type="dxa"/>
+              <w:bottom w:w="50" w:type="dxa"/>
+              <w:left w:w="100" w:type="dxa"/>
+              <w:right w:w="100" w:type="dxa"/>
+            </w:tcMar>
+          </w:tcPr>
+          <w:p>
+            <w:pPr>
+              <w:pStyle w:val="Compact"/>
+              <w:spacing w:before="20" w:after="20" w:line="280" w:lineRule="exact"/>
+              <w:jc w:val="left"/>
+            </w:pPr>
+            <w:r>
+              <w:rPr>
+                <w:rFonts w:ascii="Arial" w:hAnsi="Arial" w:eastAsia="맑은 고딕"/>
+                <w:b/>
+                <w:color w:val="FFFFFF"/>
+                <w:sz w:val="18"/>
+              </w:rPr>
+              <w:t xml:space="preserve">사용자 행동</w:t>
+            </w:r>
+          </w:p>
+        </w:tc>
+        <w:tc>
+          <w:tcPr>
+            <w:tcBorders>
+              <w:bottom w:val="single"/>
+            </w:tcBorders>
+            <w:vAlign w:val="bottom"/>
+            <w:tcBorders>
+              <w:top w:val="single" w:sz="6" w:space="0" w:color="2E75B6"/>
+              <w:bottom w:val="single" w:sz="6" w:space="0" w:color="2E75B6"/>
+              <w:left w:val="single" w:sz="4" w:space="0" w:color="BFBFBF"/>
+              <w:right w:val="single" w:sz="4" w:space="0" w:color="BFBFBF"/>
+            </w:tcBorders>
+            <w:shd w:fill="2E75B6" w:val="clear"/>
+            <w:tcMar>
+              <w:top w:w="50" w:type="dxa"/>
+              <w:bottom w:w="50" w:type="dxa"/>
+              <w:left w:w="100" w:type="dxa"/>
+              <w:right w:w="100" w:type="dxa"/>
+            </w:tcMar>
+          </w:tcPr>
+          <w:p>
+            <w:pPr>
+              <w:pStyle w:val="Compact"/>
+              <w:spacing w:before="20" w:after="20" w:line="280" w:lineRule="exact"/>
+              <w:jc w:val="left"/>
+            </w:pPr>
+            <w:r>
+              <w:rPr>
+                <w:rFonts w:ascii="Arial" w:hAnsi="Arial" w:eastAsia="맑은 고딕"/>
+                <w:b/>
+                <w:color w:val="FFFFFF"/>
+                <w:sz w:val="18"/>
+              </w:rPr>
+              <w:t xml:space="preserve">시스템 응답</w:t>
+            </w:r>
+          </w:p>
+        </w:tc>
+        <w:tc>
+          <w:tcPr>
+            <w:tcBorders>
+              <w:bottom w:val="single"/>
+            </w:tcBorders>
+            <w:vAlign w:val="bottom"/>
+            <w:tcBorders>
+              <w:top w:val="single" w:sz="6" w:space="0" w:color="2E75B6"/>
+              <w:bottom w:val="single" w:sz="6" w:space="0" w:color="2E75B6"/>
+              <w:left w:val="single" w:sz="4" w:space="0" w:color="BFBFBF"/>
+              <w:right w:val="single" w:sz="4" w:space="0" w:color="BFBFBF"/>
+            </w:tcBorders>
+            <w:shd w:fill="2E75B6" w:val="clear"/>
+            <w:tcMar>
+              <w:top w:w="50" w:type="dxa"/>
+              <w:bottom w:w="50" w:type="dxa"/>
+              <w:left w:w="100" w:type="dxa"/>
+              <w:right w:w="100" w:type="dxa"/>
+            </w:tcMar>
+          </w:tcPr>
+          <w:p>
+            <w:pPr>
+              <w:pStyle w:val="Compact"/>
+              <w:spacing w:before="20" w:after="20" w:line="280" w:lineRule="exact"/>
+              <w:jc w:val="left"/>
+            </w:pPr>
+            <w:r>
+              <w:rPr>
+                <w:rFonts w:ascii="Arial" w:hAnsi="Arial" w:eastAsia="맑은 고딕"/>
+                <w:b/>
+                <w:color w:val="FFFFFF"/>
+                <w:sz w:val="18"/>
+              </w:rPr>
+              <w:t xml:space="preserve">검증 포인트</w:t>
+            </w:r>
+          </w:p>
+        </w:tc>
+      </w:tr>
+      <w:tr>
+        <w:trPr/>
+        <w:tc>
+          <w:tcPr>
+            <w:tcBorders>
+              <w:top w:val="single" w:sz="4" w:space="0" w:color="BFBFBF"/>
+              <w:bottom w:val="single" w:sz="4" w:space="0" w:color="BFBFBF"/>
+              <w:left w:val="single" w:sz="4" w:space="0" w:color="BFBFBF"/>
+              <w:right w:val="single" w:sz="4" w:space="0" w:color="BFBFBF"/>
+            </w:tcBorders>
+            <w:tcMar>
+              <w:top w:w="50" w:type="dxa"/>
+              <w:bottom w:w="50" w:type="dxa"/>
+              <w:left w:w="100" w:type="dxa"/>
+              <w:right w:w="100" w:type="dxa"/>
+            </w:tcMar>
+          </w:tcPr>
+          <w:p>
+            <w:pPr>
+              <w:pStyle w:val="Compact"/>
+              <w:spacing w:before="20" w:after="20" w:line="280" w:lineRule="exact"/>
+              <w:jc w:val="left"/>
+            </w:pPr>
+            <w:r>
+              <w:rPr>
+                <w:rFonts w:ascii="Arial" w:hAnsi="Arial" w:eastAsia="맑은 고딕"/>
+                <w:color w:val="333333"/>
+                <w:sz w:val="18"/>
+              </w:rPr>
+              <w:t xml:space="preserve">1</w:t>
+            </w:r>
+          </w:p>
+        </w:tc>
+        <w:tc>
+          <w:tcPr>
+            <w:tcBorders>
+              <w:top w:val="single" w:sz="4" w:space="0" w:color="BFBFBF"/>
+              <w:bottom w:val="single" w:sz="4" w:space="0" w:color="BFBFBF"/>
+              <w:left w:val="single" w:sz="4" w:space="0" w:color="BFBFBF"/>
+              <w:right w:val="single" w:sz="4" w:space="0" w:color="BFBFBF"/>
+            </w:tcBorders>
+            <w:tcMar>
+              <w:top w:w="50" w:type="dxa"/>
+              <w:bottom w:w="50" w:type="dxa"/>
+              <w:left w:w="100" w:type="dxa"/>
+              <w:right w:w="100" w:type="dxa"/>
+            </w:tcMar>
+          </w:tcPr>
+          <w:p>
+            <w:pPr>
+              <w:pStyle w:val="Compact"/>
+              <w:spacing w:before="20" w:after="20" w:line="280" w:lineRule="exact"/>
+              <w:jc w:val="left"/>
+            </w:pPr>
+            <w:r>
+              <w:rPr>
+                <w:rFonts w:ascii="Arial" w:hAnsi="Arial" w:eastAsia="맑은 고딕"/>
+                <w:color w:val="333333"/>
+                <w:sz w:val="18"/>
+              </w:rPr>
+              <w:t xml:space="preserve">회원 메뉴 진입</w:t>
+            </w:r>
+          </w:p>
+        </w:tc>
+        <w:tc>
+          <w:tcPr>
+            <w:tcBorders>
+              <w:top w:val="single" w:sz="4" w:space="0" w:color="BFBFBF"/>
+              <w:bottom w:val="single" w:sz="4" w:space="0" w:color="BFBFBF"/>
+              <w:left w:val="single" w:sz="4" w:space="0" w:color="BFBFBF"/>
+              <w:right w:val="single" w:sz="4" w:space="0" w:color="BFBFBF"/>
+            </w:tcBorders>
+            <w:tcMar>
+              <w:top w:w="50" w:type="dxa"/>
+              <w:bottom w:w="50" w:type="dxa"/>
+              <w:left w:w="100" w:type="dxa"/>
+              <w:right w:w="100" w:type="dxa"/>
+            </w:tcMar>
+          </w:tcPr>
+          <w:p>
+            <w:pPr>
+              <w:pStyle w:val="Compact"/>
+              <w:spacing w:before="20" w:after="20" w:line="280" w:lineRule="exact"/>
+              <w:jc w:val="left"/>
+            </w:pPr>
+            <w:r>
+              <w:rPr>
+                <w:rFonts w:ascii="Arial" w:hAnsi="Arial" w:eastAsia="맑은 고딕"/>
+                <w:color w:val="333333"/>
+                <w:sz w:val="18"/>
+              </w:rPr>
+              <w:t xml:space="preserve">최신 가입일순 회원 목록 렌더링</w:t>
+            </w:r>
+          </w:p>
+        </w:tc>
+        <w:tc>
+          <w:tcPr>
+            <w:tcBorders>
+              <w:top w:val="single" w:sz="4" w:space="0" w:color="BFBFBF"/>
+              <w:bottom w:val="single" w:sz="4" w:space="0" w:color="BFBFBF"/>
+              <w:left w:val="single" w:sz="4" w:space="0" w:color="BFBFBF"/>
+              <w:right w:val="single" w:sz="4" w:space="0" w:color="BFBFBF"/>
+            </w:tcBorders>
+            <w:tcMar>
+              <w:top w:w="50" w:type="dxa"/>
+              <w:bottom w:w="50" w:type="dxa"/>
+              <w:left w:w="100" w:type="dxa"/>
+              <w:right w:w="100" w:type="dxa"/>
+            </w:tcMar>
+          </w:tcPr>
+          <w:p>
+            <w:pPr>
+              <w:pStyle w:val="Compact"/>
+              <w:spacing w:before="20" w:after="20" w:line="280" w:lineRule="exact"/>
+              <w:jc w:val="left"/>
+            </w:pPr>
+            <w:r>
+              <w:rPr>
+                <w:rFonts w:ascii="Arial" w:hAnsi="Arial" w:eastAsia="맑은 고딕"/>
+                <w:color w:val="333333"/>
+                <w:sz w:val="18"/>
+              </w:rPr>
+              <w:t xml:space="preserve">연락처 마스킹(010-****-1234)</w:t>
+            </w:r>
+          </w:p>
+        </w:tc>
+      </w:tr>
+      <w:tr>
+        <w:trPr/>
+        <w:tc>
+          <w:tcPr>
+            <w:tcBorders>
+              <w:top w:val="single" w:sz="4" w:space="0" w:color="BFBFBF"/>
+              <w:bottom w:val="single" w:sz="4" w:space="0" w:color="BFBFBF"/>
+              <w:left w:val="single" w:sz="4" w:space="0" w:color="BFBFBF"/>
+              <w:right w:val="single" w:sz="4" w:space="0" w:color="BFBFBF"/>
+            </w:tcBorders>
+            <w:shd w:fill="F2F7FB" w:val="clear"/>
+            <w:tcMar>
+              <w:top w:w="50" w:type="dxa"/>
+              <w:bottom w:w="50" w:type="dxa"/>
+              <w:left w:w="100" w:type="dxa"/>
+              <w:right w:w="100" w:type="dxa"/>
+            </w:tcMar>
+          </w:tcPr>
+          <w:p>
+            <w:pPr>
+              <w:pStyle w:val="Compact"/>
+              <w:spacing w:before="20" w:after="20" w:line="280" w:lineRule="exact"/>
+              <w:jc w:val="left"/>
+            </w:pPr>
+            <w:r>
+              <w:rPr>
+                <w:rFonts w:ascii="Arial" w:hAnsi="Arial" w:eastAsia="맑은 고딕"/>
+                <w:color w:val="333333"/>
+                <w:sz w:val="18"/>
+              </w:rPr>
+              <w:t xml:space="preserve">2</w:t>
+            </w:r>
+          </w:p>
+        </w:tc>
+        <w:tc>
+          <w:tcPr>
+            <w:tcBorders>
+              <w:top w:val="single" w:sz="4" w:space="0" w:color="BFBFBF"/>
+              <w:bottom w:val="single" w:sz="4" w:space="0" w:color="BFBFBF"/>
+              <w:left w:val="single" w:sz="4" w:space="0" w:color="BFBFBF"/>
+              <w:right w:val="single" w:sz="4" w:space="0" w:color="BFBFBF"/>
+            </w:tcBorders>
+            <w:shd w:fill="F2F7FB" w:val="clear"/>
+            <w:tcMar>
+              <w:top w:w="50" w:type="dxa"/>
+              <w:bottom w:w="50" w:type="dxa"/>
+              <w:left w:w="100" w:type="dxa"/>
+              <w:right w:w="100" w:type="dxa"/>
+            </w:tcMar>
+          </w:tcPr>
+          <w:p>
+            <w:pPr>
+              <w:pStyle w:val="Compact"/>
+              <w:spacing w:before="20" w:after="20" w:line="280" w:lineRule="exact"/>
+              <w:jc w:val="left"/>
+            </w:pPr>
+            <w:r>
+              <w:rPr>
+                <w:rFonts w:ascii="Arial" w:hAnsi="Arial" w:eastAsia="맑은 고딕"/>
+                <w:color w:val="333333"/>
+                <w:sz w:val="18"/>
+              </w:rPr>
+              <w:t xml:space="preserve">검색:</w:t>
+            </w:r>
+            <w:r>
+              <w:rPr>
+                <w:rFonts w:ascii="Arial" w:hAnsi="Arial" w:eastAsia="맑은 고딕"/>
+                <w:color w:val="333333"/>
+                <w:sz w:val="18"/>
+              </w:rPr>
+              <w:t xml:space="preserve"> </w:t>
+            </w:r>
+            <w:r>
+              <w:rPr>
+                <w:rFonts w:ascii="Arial" w:hAnsi="Arial" w:eastAsia="맑은 고딕"/>
+                <w:color w:val="333333"/>
+                <w:sz w:val="18"/>
+              </w:rPr>
+              <w:t xml:space="preserve">“</w:t>
+            </w:r>
+            <w:r>
+              <w:rPr>
+                <w:rFonts w:ascii="Arial" w:hAnsi="Arial" w:eastAsia="맑은 고딕"/>
+                <w:color w:val="333333"/>
+                <w:sz w:val="18"/>
+              </w:rPr>
+              <w:t xml:space="preserve">홍길동</w:t>
+            </w:r>
+            <w:r>
+              <w:rPr>
+                <w:rFonts w:ascii="Arial" w:hAnsi="Arial" w:eastAsia="맑은 고딕"/>
+                <w:color w:val="333333"/>
+                <w:sz w:val="18"/>
+              </w:rPr>
+              <w:t xml:space="preserve">”</w:t>
+            </w:r>
+            <w:r>
+              <w:rPr>
+                <w:rFonts w:ascii="Arial" w:hAnsi="Arial" w:eastAsia="맑은 고딕"/>
+                <w:color w:val="333333"/>
+                <w:sz w:val="18"/>
+              </w:rPr>
+              <w:t xml:space="preserve"> </w:t>
+            </w:r>
+            <w:r>
+              <w:rPr>
+                <w:rFonts w:ascii="Arial" w:hAnsi="Arial" w:eastAsia="맑은 고딕"/>
+                <w:color w:val="333333"/>
+                <w:sz w:val="18"/>
+              </w:rPr>
+              <w:t xml:space="preserve">입력 + 등급</w:t>
+            </w:r>
+            <w:r>
+              <w:rPr>
+                <w:rFonts w:ascii="Arial" w:hAnsi="Arial" w:eastAsia="맑은 고딕"/>
+                <w:color w:val="333333"/>
+                <w:sz w:val="18"/>
+              </w:rPr>
+              <w:t xml:space="preserve"> </w:t>
+            </w:r>
+            <w:r>
+              <w:rPr>
+                <w:rFonts w:ascii="Arial" w:hAnsi="Arial" w:eastAsia="맑은 고딕"/>
+                <w:color w:val="333333"/>
+                <w:sz w:val="18"/>
+              </w:rPr>
+              <w:t xml:space="preserve">“</w:t>
+            </w:r>
+            <w:r>
+              <w:rPr>
+                <w:rFonts w:ascii="Arial" w:hAnsi="Arial" w:eastAsia="맑은 고딕"/>
+                <w:color w:val="333333"/>
+                <w:sz w:val="18"/>
+              </w:rPr>
+              <w:t xml:space="preserve">VIP</w:t>
+            </w:r>
+            <w:r>
+              <w:rPr>
+                <w:rFonts w:ascii="Arial" w:hAnsi="Arial" w:eastAsia="맑은 고딕"/>
+                <w:color w:val="333333"/>
+                <w:sz w:val="18"/>
+              </w:rPr>
+              <w:t xml:space="preserve">”</w:t>
+            </w:r>
+            <w:r>
+              <w:rPr>
+                <w:rFonts w:ascii="Arial" w:hAnsi="Arial" w:eastAsia="맑은 고딕"/>
+                <w:color w:val="333333"/>
+                <w:sz w:val="18"/>
+              </w:rPr>
+              <w:t xml:space="preserve"> </w:t>
+            </w:r>
+            <w:r>
+              <w:rPr>
+                <w:rFonts w:ascii="Arial" w:hAnsi="Arial" w:eastAsia="맑은 고딕"/>
+                <w:color w:val="333333"/>
+                <w:sz w:val="18"/>
+              </w:rPr>
+              <w:t xml:space="preserve">선택</w:t>
+            </w:r>
+          </w:p>
+        </w:tc>
+        <w:tc>
+          <w:tcPr>
+            <w:tcBorders>
+              <w:top w:val="single" w:sz="4" w:space="0" w:color="BFBFBF"/>
+              <w:bottom w:val="single" w:sz="4" w:space="0" w:color="BFBFBF"/>
+              <w:left w:val="single" w:sz="4" w:space="0" w:color="BFBFBF"/>
+              <w:right w:val="single" w:sz="4" w:space="0" w:color="BFBFBF"/>
+            </w:tcBorders>
+            <w:shd w:fill="F2F7FB" w:val="clear"/>
+            <w:tcMar>
+              <w:top w:w="50" w:type="dxa"/>
+              <w:bottom w:w="50" w:type="dxa"/>
+              <w:left w:w="100" w:type="dxa"/>
+              <w:right w:w="100" w:type="dxa"/>
+            </w:tcMar>
+          </w:tcPr>
+          <w:p>
+            <w:pPr>
+              <w:pStyle w:val="Compact"/>
+              <w:spacing w:before="20" w:after="20" w:line="280" w:lineRule="exact"/>
+              <w:jc w:val="left"/>
+            </w:pPr>
+            <w:r>
+              <w:rPr>
+                <w:rFonts w:ascii="Arial" w:hAnsi="Arial" w:eastAsia="맑은 고딕"/>
+                <w:color w:val="333333"/>
+                <w:sz w:val="18"/>
+              </w:rPr>
+              <w:t xml:space="preserve">필터 적용된 목록 갱신</w:t>
+            </w:r>
+          </w:p>
+        </w:tc>
+        <w:tc>
+          <w:tcPr>
+            <w:tcBorders>
+              <w:top w:val="single" w:sz="4" w:space="0" w:color="BFBFBF"/>
+              <w:bottom w:val="single" w:sz="4" w:space="0" w:color="BFBFBF"/>
+              <w:left w:val="single" w:sz="4" w:space="0" w:color="BFBFBF"/>
+              <w:right w:val="single" w:sz="4" w:space="0" w:color="BFBFBF"/>
+            </w:tcBorders>
+            <w:shd w:fill="F2F7FB" w:val="clear"/>
+            <w:tcMar>
+              <w:top w:w="50" w:type="dxa"/>
+              <w:bottom w:w="50" w:type="dxa"/>
+              <w:left w:w="100" w:type="dxa"/>
+              <w:right w:w="100" w:type="dxa"/>
+            </w:tcMar>
+          </w:tcPr>
+          <w:p>
+            <w:pPr>
+              <w:pStyle w:val="Compact"/>
+              <w:spacing w:before="20" w:after="20" w:line="280" w:lineRule="exact"/>
+              <w:jc w:val="left"/>
+            </w:pPr>
+            <w:r>
+              <w:rPr>
+                <w:rFonts w:ascii="Arial" w:hAnsi="Arial" w:eastAsia="맑은 고딕"/>
+                <w:color w:val="333333"/>
+                <w:sz w:val="18"/>
+              </w:rPr>
+              <w:t xml:space="preserve">복합 필터 AND 조건</w:t>
+            </w:r>
+          </w:p>
+        </w:tc>
+      </w:tr>
+      <w:tr>
+        <w:trPr/>
+        <w:tc>
+          <w:tcPr>
+            <w:tcBorders>
+              <w:top w:val="single" w:sz="4" w:space="0" w:color="BFBFBF"/>
+              <w:bottom w:val="single" w:sz="4" w:space="0" w:color="BFBFBF"/>
+              <w:left w:val="single" w:sz="4" w:space="0" w:color="BFBFBF"/>
+              <w:right w:val="single" w:sz="4" w:space="0" w:color="BFBFBF"/>
+            </w:tcBorders>
+            <w:tcMar>
+              <w:top w:w="50" w:type="dxa"/>
+              <w:bottom w:w="50" w:type="dxa"/>
+              <w:left w:w="100" w:type="dxa"/>
+              <w:right w:w="100" w:type="dxa"/>
+            </w:tcMar>
+          </w:tcPr>
+          <w:p>
+            <w:pPr>
+              <w:pStyle w:val="Compact"/>
+              <w:spacing w:before="20" w:after="20" w:line="280" w:lineRule="exact"/>
+              <w:jc w:val="left"/>
+            </w:pPr>
+            <w:r>
+              <w:rPr>
+                <w:rFonts w:ascii="Arial" w:hAnsi="Arial" w:eastAsia="맑은 고딕"/>
+                <w:color w:val="333333"/>
+                <w:sz w:val="18"/>
+              </w:rPr>
+              <w:t xml:space="preserve">3</w:t>
+            </w:r>
+          </w:p>
+        </w:tc>
+        <w:tc>
+          <w:tcPr>
+            <w:tcBorders>
+              <w:top w:val="single" w:sz="4" w:space="0" w:color="BFBFBF"/>
+              <w:bottom w:val="single" w:sz="4" w:space="0" w:color="BFBFBF"/>
+              <w:left w:val="single" w:sz="4" w:space="0" w:color="BFBFBF"/>
+              <w:right w:val="single" w:sz="4" w:space="0" w:color="BFBFBF"/>
+            </w:tcBorders>
+            <w:tcMar>
+              <w:top w:w="50" w:type="dxa"/>
+              <w:bottom w:w="50" w:type="dxa"/>
+              <w:left w:w="100" w:type="dxa"/>
+              <w:right w:w="100" w:type="dxa"/>
+            </w:tcMar>
+          </w:tcPr>
+          <w:p>
+            <w:pPr>
+              <w:pStyle w:val="Compact"/>
+              <w:spacing w:before="20" w:after="20" w:line="280" w:lineRule="exact"/>
+              <w:jc w:val="left"/>
+            </w:pPr>
+            <w:r>
+              <w:rPr>
+                <w:rFonts w:ascii="Arial" w:hAnsi="Arial" w:eastAsia="맑은 고딕"/>
+                <w:color w:val="333333"/>
+                <w:sz w:val="18"/>
+              </w:rPr>
+              <w:t xml:space="preserve">회원 행 클릭</w:t>
+            </w:r>
+          </w:p>
+        </w:tc>
+        <w:tc>
+          <w:tcPr>
+            <w:tcBorders>
+              <w:top w:val="single" w:sz="4" w:space="0" w:color="BFBFBF"/>
+              <w:bottom w:val="single" w:sz="4" w:space="0" w:color="BFBFBF"/>
+              <w:left w:val="single" w:sz="4" w:space="0" w:color="BFBFBF"/>
+              <w:right w:val="single" w:sz="4" w:space="0" w:color="BFBFBF"/>
+            </w:tcBorders>
+            <w:tcMar>
+              <w:top w:w="50" w:type="dxa"/>
+              <w:bottom w:w="50" w:type="dxa"/>
+              <w:left w:w="100" w:type="dxa"/>
+              <w:right w:w="100" w:type="dxa"/>
+            </w:tcMar>
+          </w:tcPr>
+          <w:p>
+            <w:pPr>
+              <w:pStyle w:val="Compact"/>
+              <w:spacing w:before="20" w:after="20" w:line="280" w:lineRule="exact"/>
+              <w:jc w:val="left"/>
+            </w:pPr>
+            <w:r>
+              <w:rPr>
+                <w:rFonts w:ascii="Arial" w:hAnsi="Arial" w:eastAsia="맑은 고딕"/>
+                <w:color w:val="333333"/>
+                <w:sz w:val="18"/>
+              </w:rPr>
+              <w:t xml:space="preserve">상세 페이지 이동 → 5개 탭 렌더링</w:t>
+            </w:r>
+          </w:p>
+        </w:tc>
+        <w:tc>
+          <w:tcPr>
+            <w:tcBorders>
+              <w:top w:val="single" w:sz="4" w:space="0" w:color="BFBFBF"/>
+              <w:bottom w:val="single" w:sz="4" w:space="0" w:color="BFBFBF"/>
+              <w:left w:val="single" w:sz="4" w:space="0" w:color="BFBFBF"/>
+              <w:right w:val="single" w:sz="4" w:space="0" w:color="BFBFBF"/>
+            </w:tcBorders>
+            <w:tcMar>
+              <w:top w:w="50" w:type="dxa"/>
+              <w:bottom w:w="50" w:type="dxa"/>
+              <w:left w:w="100" w:type="dxa"/>
+              <w:right w:w="100" w:type="dxa"/>
+            </w:tcMar>
+          </w:tcPr>
+          <w:p>
+            <w:pPr>
+              <w:pStyle w:val="Compact"/>
+              <w:spacing w:before="20" w:after="20" w:line="280" w:lineRule="exact"/>
+              <w:jc w:val="left"/>
+            </w:pPr>
+            <w:r>
+              <w:rPr>
+                <w:rFonts w:ascii="Arial" w:hAnsi="Arial" w:eastAsia="맑은 고딕"/>
+                <w:color w:val="333333"/>
+                <w:sz w:val="18"/>
+              </w:rPr>
+              <w:t xml:space="preserve">기본정보/주문/포인트/쿠폰/교환권</w:t>
+            </w:r>
+          </w:p>
+        </w:tc>
+      </w:tr>
+      <w:tr>
+        <w:trPr/>
+        <w:tc>
+          <w:tcPr>
+            <w:tcBorders>
+              <w:top w:val="single" w:sz="4" w:space="0" w:color="BFBFBF"/>
+              <w:bottom w:val="single" w:sz="4" w:space="0" w:color="BFBFBF"/>
+              <w:left w:val="single" w:sz="4" w:space="0" w:color="BFBFBF"/>
+              <w:right w:val="single" w:sz="4" w:space="0" w:color="BFBFBF"/>
+            </w:tcBorders>
+            <w:shd w:fill="F2F7FB" w:val="clear"/>
+            <w:tcMar>
+              <w:top w:w="50" w:type="dxa"/>
+              <w:bottom w:w="50" w:type="dxa"/>
+              <w:left w:w="100" w:type="dxa"/>
+              <w:right w:w="100" w:type="dxa"/>
+            </w:tcMar>
+          </w:tcPr>
+          <w:p>
+            <w:pPr>
+              <w:pStyle w:val="Compact"/>
+              <w:spacing w:before="20" w:after="20" w:line="280" w:lineRule="exact"/>
+              <w:jc w:val="left"/>
+            </w:pPr>
+            <w:r>
+              <w:rPr>
+                <w:rFonts w:ascii="Arial" w:hAnsi="Arial" w:eastAsia="맑은 고딕"/>
+                <w:color w:val="333333"/>
+                <w:sz w:val="18"/>
+              </w:rPr>
+              <w:t xml:space="preserve">4</w:t>
+            </w:r>
+          </w:p>
+        </w:tc>
+        <w:tc>
+          <w:tcPr>
+            <w:tcBorders>
+              <w:top w:val="single" w:sz="4" w:space="0" w:color="BFBFBF"/>
+              <w:bottom w:val="single" w:sz="4" w:space="0" w:color="BFBFBF"/>
+              <w:left w:val="single" w:sz="4" w:space="0" w:color="BFBFBF"/>
+              <w:right w:val="single" w:sz="4" w:space="0" w:color="BFBFBF"/>
+            </w:tcBorders>
+            <w:shd w:fill="F2F7FB" w:val="clear"/>
+            <w:tcMar>
+              <w:top w:w="50" w:type="dxa"/>
+              <w:bottom w:w="50" w:type="dxa"/>
+              <w:left w:w="100" w:type="dxa"/>
+              <w:right w:w="100" w:type="dxa"/>
+            </w:tcMar>
+          </w:tcPr>
+          <w:p>
+            <w:pPr>
+              <w:pStyle w:val="Compact"/>
+              <w:spacing w:before="20" w:after="20" w:line="280" w:lineRule="exact"/>
+              <w:jc w:val="left"/>
+            </w:pPr>
+            <w:r>
+              <w:rPr>
+                <w:rFonts w:ascii="Arial" w:hAnsi="Arial" w:eastAsia="맑은 고딕"/>
+                <w:color w:val="333333"/>
+                <w:sz w:val="18"/>
+              </w:rPr>
+              <w:t xml:space="preserve">기본정보 탭 확인</w:t>
+            </w:r>
+          </w:p>
+        </w:tc>
+        <w:tc>
+          <w:tcPr>
+            <w:tcBorders>
+              <w:top w:val="single" w:sz="4" w:space="0" w:color="BFBFBF"/>
+              <w:bottom w:val="single" w:sz="4" w:space="0" w:color="BFBFBF"/>
+              <w:left w:val="single" w:sz="4" w:space="0" w:color="BFBFBF"/>
+              <w:right w:val="single" w:sz="4" w:space="0" w:color="BFBFBF"/>
+            </w:tcBorders>
+            <w:shd w:fill="F2F7FB" w:val="clear"/>
+            <w:tcMar>
+              <w:top w:w="50" w:type="dxa"/>
+              <w:bottom w:w="50" w:type="dxa"/>
+              <w:left w:w="100" w:type="dxa"/>
+              <w:right w:w="100" w:type="dxa"/>
+            </w:tcMar>
+          </w:tcPr>
+          <w:p>
+            <w:pPr>
+              <w:pStyle w:val="Compact"/>
+              <w:spacing w:before="20" w:after="20" w:line="280" w:lineRule="exact"/>
+              <w:jc w:val="left"/>
+            </w:pPr>
+            <w:r>
+              <w:rPr>
+                <w:rFonts w:ascii="Arial" w:hAnsi="Arial" w:eastAsia="맑은 고딕"/>
+                <w:color w:val="333333"/>
+                <w:sz w:val="18"/>
+              </w:rPr>
+              <w:t xml:space="preserve">이름, 연락처, 이메일, 등급 Badge, SNS 연동 아이콘 표시</w:t>
+            </w:r>
+          </w:p>
+        </w:tc>
+        <w:tc>
+          <w:tcPr>
+            <w:tcBorders>
+              <w:top w:val="single" w:sz="4" w:space="0" w:color="BFBFBF"/>
+              <w:bottom w:val="single" w:sz="4" w:space="0" w:color="BFBFBF"/>
+              <w:left w:val="single" w:sz="4" w:space="0" w:color="BFBFBF"/>
+              <w:right w:val="single" w:sz="4" w:space="0" w:color="BFBFBF"/>
+            </w:tcBorders>
+            <w:shd w:fill="F2F7FB" w:val="clear"/>
+            <w:tcMar>
+              <w:top w:w="50" w:type="dxa"/>
+              <w:bottom w:w="50" w:type="dxa"/>
+              <w:left w:w="100" w:type="dxa"/>
+              <w:right w:w="100" w:type="dxa"/>
+            </w:tcMar>
+          </w:tcPr>
+          <w:p>
+            <w:pPr>
+              <w:pStyle w:val="Compact"/>
+              <w:spacing w:before="20" w:after="20" w:line="280" w:lineRule="exact"/>
+              <w:jc w:val="left"/>
+            </w:pPr>
+            <w:r>
+              <w:rPr>
+                <w:rFonts w:ascii="Arial" w:hAnsi="Arial" w:eastAsia="맑은 고딕"/>
+                <w:color w:val="333333"/>
+                <w:sz w:val="18"/>
+              </w:rPr>
+              <w:t xml:space="preserve">약관 동의 항목 ReadOnly</w:t>
+            </w:r>
+          </w:p>
+        </w:tc>
+      </w:tr>
+    </w:tbl>
+    <w:p>
+      <w:pPr>
+        <w:pStyle w:val="Heading3"/>
+      </w:pPr>
+      <w:bookmarkStart w:id="28" w:name="시나리오-2-포인트-수동-지급"/>
+      <w:r>
+        <w:t xml:space="preserve">시나리오 2: 포인트 수동 지급</w:t>
+      </w:r>
+      <w:bookmarkEnd w:id="28"/>
+    </w:p>
+    <w:tbl>
+      <w:tblPr>
+        <w:tblStyle w:val="Table"/>
+        <w:jc w:val="center"/>
+        <w:tblLook w:firstRow="1"/>
+        <w:tblW w:w="5000" w:type="pct"/>
+      </w:tblPr>
+      <w:tblGrid/>
+      <w:tr>
+        <w:trPr>
+          <w:cnfStyle w:firstRow="1"/>
+          <w:tblHeader/>
+        </w:trPr>
+        <w:tc>
+          <w:tcPr>
+            <w:tcBorders>
+              <w:bottom w:val="single"/>
+            </w:tcBorders>
+            <w:vAlign w:val="bottom"/>
+            <w:tcBorders>
+              <w:top w:val="single" w:sz="6" w:space="0" w:color="2E75B6"/>
+              <w:bottom w:val="single" w:sz="6" w:space="0" w:color="2E75B6"/>
+              <w:left w:val="single" w:sz="4" w:space="0" w:color="BFBFBF"/>
+              <w:right w:val="single" w:sz="4" w:space="0" w:color="BFBFBF"/>
+            </w:tcBorders>
+            <w:shd w:fill="2E75B6" w:val="clear"/>
+            <w:tcMar>
+              <w:top w:w="50" w:type="dxa"/>
+              <w:bottom w:w="50" w:type="dxa"/>
+              <w:left w:w="100" w:type="dxa"/>
+              <w:right w:w="100" w:type="dxa"/>
+            </w:tcMar>
+          </w:tcPr>
+          <w:p>
+            <w:pPr>
+              <w:pStyle w:val="Compact"/>
+              <w:spacing w:before="20" w:after="20" w:line="280" w:lineRule="exact"/>
+              <w:jc w:val="left"/>
+            </w:pPr>
+            <w:r>
+              <w:rPr>
+                <w:rFonts w:ascii="Arial" w:hAnsi="Arial" w:eastAsia="맑은 고딕"/>
+                <w:b/>
+                <w:color w:val="FFFFFF"/>
+                <w:sz w:val="18"/>
+              </w:rPr>
+              <w:t xml:space="preserve">단계</w:t>
+            </w:r>
+          </w:p>
+        </w:tc>
+        <w:tc>
+          <w:tcPr>
+            <w:tcBorders>
+              <w:bottom w:val="single"/>
+            </w:tcBorders>
+            <w:vAlign w:val="bottom"/>
+            <w:tcBorders>
+              <w:top w:val="single" w:sz="6" w:space="0" w:color="2E75B6"/>
+              <w:bottom w:val="single" w:sz="6" w:space="0" w:color="2E75B6"/>
+              <w:left w:val="single" w:sz="4" w:space="0" w:color="BFBFBF"/>
+              <w:right w:val="single" w:sz="4" w:space="0" w:color="BFBFBF"/>
+            </w:tcBorders>
+            <w:shd w:fill="2E75B6" w:val="clear"/>
+            <w:tcMar>
+              <w:top w:w="50" w:type="dxa"/>
+              <w:bottom w:w="50" w:type="dxa"/>
+              <w:left w:w="100" w:type="dxa"/>
+              <w:right w:w="100" w:type="dxa"/>
+            </w:tcMar>
+          </w:tcPr>
+          <w:p>
+            <w:pPr>
+              <w:pStyle w:val="Compact"/>
+              <w:spacing w:before="20" w:after="20" w:line="280" w:lineRule="exact"/>
+              <w:jc w:val="left"/>
+            </w:pPr>
+            <w:r>
+              <w:rPr>
+                <w:rFonts w:ascii="Arial" w:hAnsi="Arial" w:eastAsia="맑은 고딕"/>
+                <w:b/>
+                <w:color w:val="FFFFFF"/>
+                <w:sz w:val="18"/>
+              </w:rPr>
+              <w:t xml:space="preserve">사용자 행동</w:t>
+            </w:r>
+          </w:p>
+        </w:tc>
+        <w:tc>
+          <w:tcPr>
+            <w:tcBorders>
+              <w:bottom w:val="single"/>
+            </w:tcBorders>
+            <w:vAlign w:val="bottom"/>
+            <w:tcBorders>
+              <w:top w:val="single" w:sz="6" w:space="0" w:color="2E75B6"/>
+              <w:bottom w:val="single" w:sz="6" w:space="0" w:color="2E75B6"/>
+              <w:left w:val="single" w:sz="4" w:space="0" w:color="BFBFBF"/>
+              <w:right w:val="single" w:sz="4" w:space="0" w:color="BFBFBF"/>
+            </w:tcBorders>
+            <w:shd w:fill="2E75B6" w:val="clear"/>
+            <w:tcMar>
+              <w:top w:w="50" w:type="dxa"/>
+              <w:bottom w:w="50" w:type="dxa"/>
+              <w:left w:w="100" w:type="dxa"/>
+              <w:right w:w="100" w:type="dxa"/>
+            </w:tcMar>
+          </w:tcPr>
+          <w:p>
+            <w:pPr>
+              <w:pStyle w:val="Compact"/>
+              <w:spacing w:before="20" w:after="20" w:line="280" w:lineRule="exact"/>
+              <w:jc w:val="left"/>
+            </w:pPr>
+            <w:r>
+              <w:rPr>
+                <w:rFonts w:ascii="Arial" w:hAnsi="Arial" w:eastAsia="맑은 고딕"/>
+                <w:b/>
+                <w:color w:val="FFFFFF"/>
+                <w:sz w:val="18"/>
+              </w:rPr>
+              <w:t xml:space="preserve">시스템 응답</w:t>
+            </w:r>
+          </w:p>
+        </w:tc>
+        <w:tc>
+          <w:tcPr>
+            <w:tcBorders>
+              <w:bottom w:val="single"/>
+            </w:tcBorders>
+            <w:vAlign w:val="bottom"/>
+            <w:tcBorders>
+              <w:top w:val="single" w:sz="6" w:space="0" w:color="2E75B6"/>
+              <w:bottom w:val="single" w:sz="6" w:space="0" w:color="2E75B6"/>
+              <w:left w:val="single" w:sz="4" w:space="0" w:color="BFBFBF"/>
+              <w:right w:val="single" w:sz="4" w:space="0" w:color="BFBFBF"/>
+            </w:tcBorders>
+            <w:shd w:fill="2E75B6" w:val="clear"/>
+            <w:tcMar>
+              <w:top w:w="50" w:type="dxa"/>
+              <w:bottom w:w="50" w:type="dxa"/>
+              <w:left w:w="100" w:type="dxa"/>
+              <w:right w:w="100" w:type="dxa"/>
+            </w:tcMar>
+          </w:tcPr>
+          <w:p>
+            <w:pPr>
+              <w:pStyle w:val="Compact"/>
+              <w:spacing w:before="20" w:after="20" w:line="280" w:lineRule="exact"/>
+              <w:jc w:val="left"/>
+            </w:pPr>
+            <w:r>
+              <w:rPr>
+                <w:rFonts w:ascii="Arial" w:hAnsi="Arial" w:eastAsia="맑은 고딕"/>
+                <w:b/>
+                <w:color w:val="FFFFFF"/>
+                <w:sz w:val="18"/>
+              </w:rPr>
+              <w:t xml:space="preserve">검증 포인트</w:t>
+            </w:r>
+          </w:p>
+        </w:tc>
+      </w:tr>
+      <w:tr>
+        <w:trPr/>
+        <w:tc>
+          <w:tcPr>
+            <w:tcBorders>
+              <w:top w:val="single" w:sz="4" w:space="0" w:color="BFBFBF"/>
+              <w:bottom w:val="single" w:sz="4" w:space="0" w:color="BFBFBF"/>
+              <w:left w:val="single" w:sz="4" w:space="0" w:color="BFBFBF"/>
+              <w:right w:val="single" w:sz="4" w:space="0" w:color="BFBFBF"/>
+            </w:tcBorders>
+            <w:tcMar>
+              <w:top w:w="50" w:type="dxa"/>
+              <w:bottom w:w="50" w:type="dxa"/>
+              <w:left w:w="100" w:type="dxa"/>
+              <w:right w:w="100" w:type="dxa"/>
+            </w:tcMar>
+          </w:tcPr>
+          <w:p>
+            <w:pPr>
+              <w:pStyle w:val="Compact"/>
+              <w:spacing w:before="20" w:after="20" w:line="280" w:lineRule="exact"/>
+              <w:jc w:val="left"/>
+            </w:pPr>
+            <w:r>
+              <w:rPr>
+                <w:rFonts w:ascii="Arial" w:hAnsi="Arial" w:eastAsia="맑은 고딕"/>
+                <w:color w:val="333333"/>
+                <w:sz w:val="18"/>
+              </w:rPr>
+              <w:t xml:space="preserve">1</w:t>
+            </w:r>
+          </w:p>
+        </w:tc>
+        <w:tc>
+          <w:tcPr>
+            <w:tcBorders>
+              <w:top w:val="single" w:sz="4" w:space="0" w:color="BFBFBF"/>
+              <w:bottom w:val="single" w:sz="4" w:space="0" w:color="BFBFBF"/>
+              <w:left w:val="single" w:sz="4" w:space="0" w:color="BFBFBF"/>
+              <w:right w:val="single" w:sz="4" w:space="0" w:color="BFBFBF"/>
+            </w:tcBorders>
+            <w:tcMar>
+              <w:top w:w="50" w:type="dxa"/>
+              <w:bottom w:w="50" w:type="dxa"/>
+              <w:left w:w="100" w:type="dxa"/>
+              <w:right w:w="100" w:type="dxa"/>
+            </w:tcMar>
+          </w:tcPr>
+          <w:p>
+            <w:pPr>
+              <w:pStyle w:val="Compact"/>
+              <w:spacing w:before="20" w:after="20" w:line="280" w:lineRule="exact"/>
+              <w:jc w:val="left"/>
+            </w:pPr>
+            <w:r>
+              <w:rPr>
+                <w:rFonts w:ascii="Arial" w:hAnsi="Arial" w:eastAsia="맑은 고딕"/>
+                <w:color w:val="333333"/>
+                <w:sz w:val="18"/>
+              </w:rPr>
+              <w:t xml:space="preserve">회원 상세 → [포인트 지급] 클릭</w:t>
+            </w:r>
+          </w:p>
+        </w:tc>
+        <w:tc>
+          <w:tcPr>
+            <w:tcBorders>
+              <w:top w:val="single" w:sz="4" w:space="0" w:color="BFBFBF"/>
+              <w:bottom w:val="single" w:sz="4" w:space="0" w:color="BFBFBF"/>
+              <w:left w:val="single" w:sz="4" w:space="0" w:color="BFBFBF"/>
+              <w:right w:val="single" w:sz="4" w:space="0" w:color="BFBFBF"/>
+            </w:tcBorders>
+            <w:tcMar>
+              <w:top w:w="50" w:type="dxa"/>
+              <w:bottom w:w="50" w:type="dxa"/>
+              <w:left w:w="100" w:type="dxa"/>
+              <w:right w:w="100" w:type="dxa"/>
+            </w:tcMar>
+          </w:tcPr>
+          <w:p>
+            <w:pPr>
+              <w:pStyle w:val="Compact"/>
+              <w:spacing w:before="20" w:after="20" w:line="280" w:lineRule="exact"/>
+              <w:jc w:val="left"/>
+            </w:pPr>
+            <w:r>
+              <w:rPr>
+                <w:rFonts w:ascii="Arial" w:hAnsi="Arial" w:eastAsia="맑은 고딕"/>
+                <w:color w:val="333333"/>
+                <w:sz w:val="18"/>
+              </w:rPr>
+              <w:t xml:space="preserve">PointAdjustModal 표시</w:t>
+            </w:r>
+          </w:p>
+        </w:tc>
+        <w:tc>
+          <w:tcPr>
+            <w:tcBorders>
+              <w:top w:val="single" w:sz="4" w:space="0" w:color="BFBFBF"/>
+              <w:bottom w:val="single" w:sz="4" w:space="0" w:color="BFBFBF"/>
+              <w:left w:val="single" w:sz="4" w:space="0" w:color="BFBFBF"/>
+              <w:right w:val="single" w:sz="4" w:space="0" w:color="BFBFBF"/>
+            </w:tcBorders>
+            <w:tcMar>
+              <w:top w:w="50" w:type="dxa"/>
+              <w:bottom w:w="50" w:type="dxa"/>
+              <w:left w:w="100" w:type="dxa"/>
+              <w:right w:w="100" w:type="dxa"/>
+            </w:tcMar>
+          </w:tcPr>
+          <w:p>
+            <w:pPr>
+              <w:pStyle w:val="Compact"/>
+              <w:spacing w:before="20" w:after="20" w:line="280" w:lineRule="exact"/>
+              <w:jc w:val="left"/>
+            </w:pPr>
+            <w:r>
+              <w:rPr>
+                <w:rFonts w:ascii="Arial" w:hAnsi="Arial" w:eastAsia="맑은 고딕"/>
+                <w:color w:val="333333"/>
+                <w:sz w:val="18"/>
+              </w:rPr>
+              <w:t xml:space="preserve">금액, 사유 필드</w:t>
+            </w:r>
+          </w:p>
+        </w:tc>
+      </w:tr>
+      <w:tr>
+        <w:trPr/>
+        <w:tc>
+          <w:tcPr>
+            <w:tcBorders>
+              <w:top w:val="single" w:sz="4" w:space="0" w:color="BFBFBF"/>
+              <w:bottom w:val="single" w:sz="4" w:space="0" w:color="BFBFBF"/>
+              <w:left w:val="single" w:sz="4" w:space="0" w:color="BFBFBF"/>
+              <w:right w:val="single" w:sz="4" w:space="0" w:color="BFBFBF"/>
+            </w:tcBorders>
+            <w:shd w:fill="F2F7FB" w:val="clear"/>
+            <w:tcMar>
+              <w:top w:w="50" w:type="dxa"/>
+              <w:bottom w:w="50" w:type="dxa"/>
+              <w:left w:w="100" w:type="dxa"/>
+              <w:right w:w="100" w:type="dxa"/>
+            </w:tcMar>
+          </w:tcPr>
+          <w:p>
+            <w:pPr>
+              <w:pStyle w:val="Compact"/>
+              <w:spacing w:before="20" w:after="20" w:line="280" w:lineRule="exact"/>
+              <w:jc w:val="left"/>
+            </w:pPr>
+            <w:r>
+              <w:rPr>
+                <w:rFonts w:ascii="Arial" w:hAnsi="Arial" w:eastAsia="맑은 고딕"/>
+                <w:color w:val="333333"/>
+                <w:sz w:val="18"/>
+              </w:rPr>
+              <w:t xml:space="preserve">2</w:t>
+            </w:r>
+          </w:p>
+        </w:tc>
+        <w:tc>
+          <w:tcPr>
+            <w:tcBorders>
+              <w:top w:val="single" w:sz="4" w:space="0" w:color="BFBFBF"/>
+              <w:bottom w:val="single" w:sz="4" w:space="0" w:color="BFBFBF"/>
+              <w:left w:val="single" w:sz="4" w:space="0" w:color="BFBFBF"/>
+              <w:right w:val="single" w:sz="4" w:space="0" w:color="BFBFBF"/>
+            </w:tcBorders>
+            <w:shd w:fill="F2F7FB" w:val="clear"/>
+            <w:tcMar>
+              <w:top w:w="50" w:type="dxa"/>
+              <w:bottom w:w="50" w:type="dxa"/>
+              <w:left w:w="100" w:type="dxa"/>
+              <w:right w:w="100" w:type="dxa"/>
+            </w:tcMar>
+          </w:tcPr>
+          <w:p>
+            <w:pPr>
+              <w:pStyle w:val="Compact"/>
+              <w:spacing w:before="20" w:after="20" w:line="280" w:lineRule="exact"/>
+              <w:jc w:val="left"/>
+            </w:pPr>
+            <w:r>
+              <w:rPr>
+                <w:rFonts w:ascii="Arial" w:hAnsi="Arial" w:eastAsia="맑은 고딕"/>
+                <w:color w:val="333333"/>
+                <w:sz w:val="18"/>
+              </w:rPr>
+              <w:t xml:space="preserve">금액: 5000, 사유:</w:t>
+            </w:r>
+            <w:r>
+              <w:rPr>
+                <w:rFonts w:ascii="Arial" w:hAnsi="Arial" w:eastAsia="맑은 고딕"/>
+                <w:color w:val="333333"/>
+                <w:sz w:val="18"/>
+              </w:rPr>
+              <w:t xml:space="preserve"> </w:t>
+            </w:r>
+            <w:r>
+              <w:rPr>
+                <w:rFonts w:ascii="Arial" w:hAnsi="Arial" w:eastAsia="맑은 고딕"/>
+                <w:color w:val="333333"/>
+                <w:sz w:val="18"/>
+              </w:rPr>
+              <w:t xml:space="preserve">“</w:t>
+            </w:r>
+            <w:r>
+              <w:rPr>
+                <w:rFonts w:ascii="Arial" w:hAnsi="Arial" w:eastAsia="맑은 고딕"/>
+                <w:color w:val="333333"/>
+                <w:sz w:val="18"/>
+              </w:rPr>
+              <w:t xml:space="preserve">CS 보상</w:t>
+            </w:r>
+            <w:r>
+              <w:rPr>
+                <w:rFonts w:ascii="Arial" w:hAnsi="Arial" w:eastAsia="맑은 고딕"/>
+                <w:color w:val="333333"/>
+                <w:sz w:val="18"/>
+              </w:rPr>
+              <w:t xml:space="preserve">”</w:t>
+            </w:r>
+            <w:r>
+              <w:rPr>
+                <w:rFonts w:ascii="Arial" w:hAnsi="Arial" w:eastAsia="맑은 고딕"/>
+                <w:color w:val="333333"/>
+                <w:sz w:val="18"/>
+              </w:rPr>
+              <w:t xml:space="preserve"> </w:t>
+            </w:r>
+            <w:r>
+              <w:rPr>
+                <w:rFonts w:ascii="Arial" w:hAnsi="Arial" w:eastAsia="맑은 고딕"/>
+                <w:color w:val="333333"/>
+                <w:sz w:val="18"/>
+              </w:rPr>
+              <w:t xml:space="preserve">입력</w:t>
+            </w:r>
+          </w:p>
+        </w:tc>
+        <w:tc>
+          <w:tcPr>
+            <w:tcBorders>
+              <w:top w:val="single" w:sz="4" w:space="0" w:color="BFBFBF"/>
+              <w:bottom w:val="single" w:sz="4" w:space="0" w:color="BFBFBF"/>
+              <w:left w:val="single" w:sz="4" w:space="0" w:color="BFBFBF"/>
+              <w:right w:val="single" w:sz="4" w:space="0" w:color="BFBFBF"/>
+            </w:tcBorders>
+            <w:shd w:fill="F2F7FB" w:val="clear"/>
+            <w:tcMar>
+              <w:top w:w="50" w:type="dxa"/>
+              <w:bottom w:w="50" w:type="dxa"/>
+              <w:left w:w="100" w:type="dxa"/>
+              <w:right w:w="100" w:type="dxa"/>
+            </w:tcMar>
+          </w:tcPr>
+          <w:p>
+            <w:pPr>
+              <w:pStyle w:val="Compact"/>
+              <w:spacing w:before="20" w:after="20" w:line="280" w:lineRule="exact"/>
+              <w:jc w:val="left"/>
+            </w:pPr>
+            <w:r>
+              <w:rPr>
+                <w:rFonts w:ascii="Arial" w:hAnsi="Arial" w:eastAsia="맑은 고딕"/>
+                <w:color w:val="333333"/>
+                <w:sz w:val="18"/>
+              </w:rPr>
+              <w:t xml:space="preserve">실시간 유효성 검증</w:t>
+            </w:r>
+          </w:p>
+        </w:tc>
+        <w:tc>
+          <w:tcPr>
+            <w:tcBorders>
+              <w:top w:val="single" w:sz="4" w:space="0" w:color="BFBFBF"/>
+              <w:bottom w:val="single" w:sz="4" w:space="0" w:color="BFBFBF"/>
+              <w:left w:val="single" w:sz="4" w:space="0" w:color="BFBFBF"/>
+              <w:right w:val="single" w:sz="4" w:space="0" w:color="BFBFBF"/>
+            </w:tcBorders>
+            <w:shd w:fill="F2F7FB" w:val="clear"/>
+            <w:tcMar>
+              <w:top w:w="50" w:type="dxa"/>
+              <w:bottom w:w="50" w:type="dxa"/>
+              <w:left w:w="100" w:type="dxa"/>
+              <w:right w:w="100" w:type="dxa"/>
+            </w:tcMar>
+          </w:tcPr>
+          <w:p>
+            <w:pPr>
+              <w:pStyle w:val="Compact"/>
+              <w:spacing w:before="20" w:after="20" w:line="280" w:lineRule="exact"/>
+              <w:jc w:val="left"/>
+            </w:pPr>
+            <w:r>
+              <w:rPr>
+                <w:rFonts w:ascii="Arial" w:hAnsi="Arial" w:eastAsia="맑은 고딕"/>
+                <w:color w:val="333333"/>
+                <w:sz w:val="18"/>
+              </w:rPr>
+              <w:t xml:space="preserve">금액 &gt; 0, 사유 필수</w:t>
+            </w:r>
+          </w:p>
+        </w:tc>
+      </w:tr>
+      <w:tr>
+        <w:trPr/>
+        <w:tc>
+          <w:tcPr>
+            <w:tcBorders>
+              <w:top w:val="single" w:sz="4" w:space="0" w:color="BFBFBF"/>
+              <w:bottom w:val="single" w:sz="4" w:space="0" w:color="BFBFBF"/>
+              <w:left w:val="single" w:sz="4" w:space="0" w:color="BFBFBF"/>
+              <w:right w:val="single" w:sz="4" w:space="0" w:color="BFBFBF"/>
+            </w:tcBorders>
+            <w:tcMar>
+              <w:top w:w="50" w:type="dxa"/>
+              <w:bottom w:w="50" w:type="dxa"/>
+              <w:left w:w="100" w:type="dxa"/>
+              <w:right w:w="100" w:type="dxa"/>
+            </w:tcMar>
+          </w:tcPr>
+          <w:p>
+            <w:pPr>
+              <w:pStyle w:val="Compact"/>
+              <w:spacing w:before="20" w:after="20" w:line="280" w:lineRule="exact"/>
+              <w:jc w:val="left"/>
+            </w:pPr>
+            <w:r>
+              <w:rPr>
+                <w:rFonts w:ascii="Arial" w:hAnsi="Arial" w:eastAsia="맑은 고딕"/>
+                <w:color w:val="333333"/>
+                <w:sz w:val="18"/>
+              </w:rPr>
+              <w:t xml:space="preserve">3</w:t>
+            </w:r>
+          </w:p>
+        </w:tc>
+        <w:tc>
+          <w:tcPr>
+            <w:tcBorders>
+              <w:top w:val="single" w:sz="4" w:space="0" w:color="BFBFBF"/>
+              <w:bottom w:val="single" w:sz="4" w:space="0" w:color="BFBFBF"/>
+              <w:left w:val="single" w:sz="4" w:space="0" w:color="BFBFBF"/>
+              <w:right w:val="single" w:sz="4" w:space="0" w:color="BFBFBF"/>
+            </w:tcBorders>
+            <w:tcMar>
+              <w:top w:w="50" w:type="dxa"/>
+              <w:bottom w:w="50" w:type="dxa"/>
+              <w:left w:w="100" w:type="dxa"/>
+              <w:right w:w="100" w:type="dxa"/>
+            </w:tcMar>
+          </w:tcPr>
+          <w:p>
+            <w:pPr>
+              <w:pStyle w:val="Compact"/>
+              <w:spacing w:before="20" w:after="20" w:line="280" w:lineRule="exact"/>
+              <w:jc w:val="left"/>
+            </w:pPr>
+            <w:r>
+              <w:rPr>
+                <w:rFonts w:ascii="Arial" w:hAnsi="Arial" w:eastAsia="맑은 고딕"/>
+                <w:color w:val="333333"/>
+                <w:sz w:val="18"/>
+              </w:rPr>
+              <w:t xml:space="preserve">[지급] 클릭</w:t>
+            </w:r>
+          </w:p>
+        </w:tc>
+        <w:tc>
+          <w:tcPr>
+            <w:tcBorders>
+              <w:top w:val="single" w:sz="4" w:space="0" w:color="BFBFBF"/>
+              <w:bottom w:val="single" w:sz="4" w:space="0" w:color="BFBFBF"/>
+              <w:left w:val="single" w:sz="4" w:space="0" w:color="BFBFBF"/>
+              <w:right w:val="single" w:sz="4" w:space="0" w:color="BFBFBF"/>
+            </w:tcBorders>
+            <w:tcMar>
+              <w:top w:w="50" w:type="dxa"/>
+              <w:bottom w:w="50" w:type="dxa"/>
+              <w:left w:w="100" w:type="dxa"/>
+              <w:right w:w="100" w:type="dxa"/>
+            </w:tcMar>
+          </w:tcPr>
+          <w:p>
+            <w:pPr>
+              <w:pStyle w:val="Compact"/>
+              <w:spacing w:before="20" w:after="20" w:line="280" w:lineRule="exact"/>
+              <w:jc w:val="left"/>
+            </w:pPr>
+            <w:r>
+              <w:rPr>
+                <w:rStyle w:val="VerbatimChar"/>
+                <w:rFonts w:ascii="Arial" w:hAnsi="Arial" w:eastAsia="맑은 고딕"/>
+                <w:color w:val="333333"/>
+                <w:sz w:val="18"/>
+              </w:rPr>
+              <w:t xml:space="preserve">POST /api/members/:id/points</w:t>
+            </w:r>
+            <w:r>
+              <w:rPr>
+                <w:rFonts w:ascii="Arial" w:hAnsi="Arial" w:eastAsia="맑은 고딕"/>
+                <w:color w:val="333333"/>
+                <w:sz w:val="18"/>
+              </w:rPr>
+              <w:t xml:space="preserve"> </w:t>
+            </w:r>
+            <w:r>
+              <w:rPr>
+                <w:rFonts w:ascii="Arial" w:hAnsi="Arial" w:eastAsia="맑은 고딕"/>
+                <w:color w:val="333333"/>
+                <w:sz w:val="18"/>
+              </w:rPr>
+              <w:t xml:space="preserve">→ 성공 Toast</w:t>
+            </w:r>
+          </w:p>
+        </w:tc>
+        <w:tc>
+          <w:tcPr>
+            <w:tcBorders>
+              <w:top w:val="single" w:sz="4" w:space="0" w:color="BFBFBF"/>
+              <w:bottom w:val="single" w:sz="4" w:space="0" w:color="BFBFBF"/>
+              <w:left w:val="single" w:sz="4" w:space="0" w:color="BFBFBF"/>
+              <w:right w:val="single" w:sz="4" w:space="0" w:color="BFBFBF"/>
+            </w:tcBorders>
+            <w:tcMar>
+              <w:top w:w="50" w:type="dxa"/>
+              <w:bottom w:w="50" w:type="dxa"/>
+              <w:left w:w="100" w:type="dxa"/>
+              <w:right w:w="100" w:type="dxa"/>
+            </w:tcMar>
+          </w:tcPr>
+          <w:p>
+            <w:pPr>
+              <w:pStyle w:val="Compact"/>
+              <w:spacing w:before="20" w:after="20" w:line="280" w:lineRule="exact"/>
+              <w:jc w:val="left"/>
+            </w:pPr>
+            <w:r>
+              <w:rPr>
+                <w:rFonts w:ascii="Arial" w:hAnsi="Arial" w:eastAsia="맑은 고딕"/>
+                <w:color w:val="333333"/>
+                <w:sz w:val="18"/>
+              </w:rPr>
+              <w:t xml:space="preserve">pointBalance 갱신, 감사로그 기록</w:t>
+            </w:r>
+          </w:p>
+        </w:tc>
+      </w:tr>
+      <w:tr>
+        <w:trPr/>
+        <w:tc>
+          <w:tcPr>
+            <w:tcBorders>
+              <w:top w:val="single" w:sz="4" w:space="0" w:color="BFBFBF"/>
+              <w:bottom w:val="single" w:sz="4" w:space="0" w:color="BFBFBF"/>
+              <w:left w:val="single" w:sz="4" w:space="0" w:color="BFBFBF"/>
+              <w:right w:val="single" w:sz="4" w:space="0" w:color="BFBFBF"/>
+            </w:tcBorders>
+            <w:shd w:fill="F2F7FB" w:val="clear"/>
+            <w:tcMar>
+              <w:top w:w="50" w:type="dxa"/>
+              <w:bottom w:w="50" w:type="dxa"/>
+              <w:left w:w="100" w:type="dxa"/>
+              <w:right w:w="100" w:type="dxa"/>
+            </w:tcMar>
+          </w:tcPr>
+          <w:p>
+            <w:pPr>
+              <w:pStyle w:val="Compact"/>
+              <w:spacing w:before="20" w:after="20" w:line="280" w:lineRule="exact"/>
+              <w:jc w:val="left"/>
+            </w:pPr>
+            <w:r>
+              <w:rPr>
+                <w:rFonts w:ascii="Arial" w:hAnsi="Arial" w:eastAsia="맑은 고딕"/>
+                <w:color w:val="333333"/>
+                <w:sz w:val="18"/>
+              </w:rPr>
+              <w:t xml:space="preserve">4</w:t>
+            </w:r>
+          </w:p>
+        </w:tc>
+        <w:tc>
+          <w:tcPr>
+            <w:tcBorders>
+              <w:top w:val="single" w:sz="4" w:space="0" w:color="BFBFBF"/>
+              <w:bottom w:val="single" w:sz="4" w:space="0" w:color="BFBFBF"/>
+              <w:left w:val="single" w:sz="4" w:space="0" w:color="BFBFBF"/>
+              <w:right w:val="single" w:sz="4" w:space="0" w:color="BFBFBF"/>
+            </w:tcBorders>
+            <w:shd w:fill="F2F7FB" w:val="clear"/>
+            <w:tcMar>
+              <w:top w:w="50" w:type="dxa"/>
+              <w:bottom w:w="50" w:type="dxa"/>
+              <w:left w:w="100" w:type="dxa"/>
+              <w:right w:w="100" w:type="dxa"/>
+            </w:tcMar>
+          </w:tcPr>
+          <w:p>
+            <w:pPr>
+              <w:pStyle w:val="Compact"/>
+              <w:spacing w:before="20" w:after="20" w:line="280" w:lineRule="exact"/>
+              <w:jc w:val="left"/>
+            </w:pPr>
+            <w:r>
+              <w:rPr>
+                <w:rFonts w:ascii="Arial" w:hAnsi="Arial" w:eastAsia="맑은 고딕"/>
+                <w:color w:val="333333"/>
+                <w:sz w:val="18"/>
+              </w:rPr>
+              <w:t xml:space="preserve">포인트 이력 탭 확인</w:t>
+            </w:r>
+          </w:p>
+        </w:tc>
+        <w:tc>
+          <w:tcPr>
+            <w:tcBorders>
+              <w:top w:val="single" w:sz="4" w:space="0" w:color="BFBFBF"/>
+              <w:bottom w:val="single" w:sz="4" w:space="0" w:color="BFBFBF"/>
+              <w:left w:val="single" w:sz="4" w:space="0" w:color="BFBFBF"/>
+              <w:right w:val="single" w:sz="4" w:space="0" w:color="BFBFBF"/>
+            </w:tcBorders>
+            <w:shd w:fill="F2F7FB" w:val="clear"/>
+            <w:tcMar>
+              <w:top w:w="50" w:type="dxa"/>
+              <w:bottom w:w="50" w:type="dxa"/>
+              <w:left w:w="100" w:type="dxa"/>
+              <w:right w:w="100" w:type="dxa"/>
+            </w:tcMar>
+          </w:tcPr>
+          <w:p>
+            <w:pPr>
+              <w:pStyle w:val="Compact"/>
+              <w:spacing w:before="20" w:after="20" w:line="280" w:lineRule="exact"/>
+              <w:jc w:val="left"/>
+            </w:pPr>
+            <w:r>
+              <w:rPr>
+                <w:rFonts w:ascii="Arial" w:hAnsi="Arial" w:eastAsia="맑은 고딕"/>
+                <w:color w:val="333333"/>
+                <w:sz w:val="18"/>
+              </w:rPr>
+              <w:t xml:space="preserve">새 이력 행 추가 (type=manual_add)</w:t>
+            </w:r>
+          </w:p>
+        </w:tc>
+        <w:tc>
+          <w:tcPr>
+            <w:tcBorders>
+              <w:top w:val="single" w:sz="4" w:space="0" w:color="BFBFBF"/>
+              <w:bottom w:val="single" w:sz="4" w:space="0" w:color="BFBFBF"/>
+              <w:left w:val="single" w:sz="4" w:space="0" w:color="BFBFBF"/>
+              <w:right w:val="single" w:sz="4" w:space="0" w:color="BFBFBF"/>
+            </w:tcBorders>
+            <w:shd w:fill="F2F7FB" w:val="clear"/>
+            <w:tcMar>
+              <w:top w:w="50" w:type="dxa"/>
+              <w:bottom w:w="50" w:type="dxa"/>
+              <w:left w:w="100" w:type="dxa"/>
+              <w:right w:w="100" w:type="dxa"/>
+            </w:tcMar>
+          </w:tcPr>
+          <w:p>
+            <w:pPr>
+              <w:pStyle w:val="Compact"/>
+              <w:spacing w:before="20" w:after="20" w:line="280" w:lineRule="exact"/>
+              <w:jc w:val="left"/>
+            </w:pPr>
+            <w:r>
+              <w:rPr>
+                <w:rFonts w:ascii="Arial" w:hAnsi="Arial" w:eastAsia="맑은 고딕"/>
+                <w:color w:val="333333"/>
+                <w:sz w:val="18"/>
+              </w:rPr>
+              <w:t xml:space="preserve">잔액 정확성 검증</w:t>
+            </w:r>
+          </w:p>
+        </w:tc>
+      </w:tr>
+    </w:tbl>
+    <w:p>
+      <w:pPr>
+        <w:pStyle w:val="Heading3"/>
+      </w:pPr>
+      <w:bookmarkStart w:id="29" w:name="시나리오-3-일괄-쿠폰-발급"/>
+      <w:r>
+        <w:t xml:space="preserve">시나리오 3: 일괄 쿠폰 발급</w:t>
+      </w:r>
+      <w:bookmarkEnd w:id="29"/>
+    </w:p>
+    <w:tbl>
+      <w:tblPr>
+        <w:tblStyle w:val="Table"/>
+        <w:jc w:val="center"/>
+        <w:tblLook w:firstRow="1"/>
+        <w:tblW w:w="5000" w:type="pct"/>
+      </w:tblPr>
+      <w:tblGrid/>
+      <w:tr>
+        <w:trPr>
+          <w:cnfStyle w:firstRow="1"/>
+          <w:tblHeader/>
+        </w:trPr>
+        <w:tc>
+          <w:tcPr>
+            <w:tcBorders>
+              <w:bottom w:val="single"/>
+            </w:tcBorders>
+            <w:vAlign w:val="bottom"/>
+            <w:tcBorders>
+              <w:top w:val="single" w:sz="6" w:space="0" w:color="2E75B6"/>
+              <w:bottom w:val="single" w:sz="6" w:space="0" w:color="2E75B6"/>
+              <w:left w:val="single" w:sz="4" w:space="0" w:color="BFBFBF"/>
+              <w:right w:val="single" w:sz="4" w:space="0" w:color="BFBFBF"/>
+            </w:tcBorders>
+            <w:shd w:fill="2E75B6" w:val="clear"/>
+            <w:tcMar>
+              <w:top w:w="50" w:type="dxa"/>
+              <w:bottom w:w="50" w:type="dxa"/>
+              <w:left w:w="100" w:type="dxa"/>
+              <w:right w:w="100" w:type="dxa"/>
+            </w:tcMar>
+          </w:tcPr>
+          <w:p>
+            <w:pPr>
+              <w:pStyle w:val="Compact"/>
+              <w:spacing w:before="20" w:after="20" w:line="280" w:lineRule="exact"/>
+              <w:jc w:val="left"/>
+            </w:pPr>
+            <w:r>
+              <w:rPr>
+                <w:rFonts w:ascii="Arial" w:hAnsi="Arial" w:eastAsia="맑은 고딕"/>
+                <w:b/>
+                <w:color w:val="FFFFFF"/>
+                <w:sz w:val="18"/>
+              </w:rPr>
+              <w:t xml:space="preserve">단계</w:t>
+            </w:r>
+          </w:p>
+        </w:tc>
+        <w:tc>
+          <w:tcPr>
+            <w:tcBorders>
+              <w:bottom w:val="single"/>
+            </w:tcBorders>
+            <w:vAlign w:val="bottom"/>
+            <w:tcBorders>
+              <w:top w:val="single" w:sz="6" w:space="0" w:color="2E75B6"/>
+              <w:bottom w:val="single" w:sz="6" w:space="0" w:color="2E75B6"/>
+              <w:left w:val="single" w:sz="4" w:space="0" w:color="BFBFBF"/>
+              <w:right w:val="single" w:sz="4" w:space="0" w:color="BFBFBF"/>
+            </w:tcBorders>
+            <w:shd w:fill="2E75B6" w:val="clear"/>
+            <w:tcMar>
+              <w:top w:w="50" w:type="dxa"/>
+              <w:bottom w:w="50" w:type="dxa"/>
+              <w:left w:w="100" w:type="dxa"/>
+              <w:right w:w="100" w:type="dxa"/>
+            </w:tcMar>
+          </w:tcPr>
+          <w:p>
+            <w:pPr>
+              <w:pStyle w:val="Compact"/>
+              <w:spacing w:before="20" w:after="20" w:line="280" w:lineRule="exact"/>
+              <w:jc w:val="left"/>
+            </w:pPr>
+            <w:r>
+              <w:rPr>
+                <w:rFonts w:ascii="Arial" w:hAnsi="Arial" w:eastAsia="맑은 고딕"/>
+                <w:b/>
+                <w:color w:val="FFFFFF"/>
+                <w:sz w:val="18"/>
+              </w:rPr>
+              <w:t xml:space="preserve">사용자 행동</w:t>
+            </w:r>
+          </w:p>
+        </w:tc>
+        <w:tc>
+          <w:tcPr>
+            <w:tcBorders>
+              <w:bottom w:val="single"/>
+            </w:tcBorders>
+            <w:vAlign w:val="bottom"/>
+            <w:tcBorders>
+              <w:top w:val="single" w:sz="6" w:space="0" w:color="2E75B6"/>
+              <w:bottom w:val="single" w:sz="6" w:space="0" w:color="2E75B6"/>
+              <w:left w:val="single" w:sz="4" w:space="0" w:color="BFBFBF"/>
+              <w:right w:val="single" w:sz="4" w:space="0" w:color="BFBFBF"/>
+            </w:tcBorders>
+            <w:shd w:fill="2E75B6" w:val="clear"/>
+            <w:tcMar>
+              <w:top w:w="50" w:type="dxa"/>
+              <w:bottom w:w="50" w:type="dxa"/>
+              <w:left w:w="100" w:type="dxa"/>
+              <w:right w:w="100" w:type="dxa"/>
+            </w:tcMar>
+          </w:tcPr>
+          <w:p>
+            <w:pPr>
+              <w:pStyle w:val="Compact"/>
+              <w:spacing w:before="20" w:after="20" w:line="280" w:lineRule="exact"/>
+              <w:jc w:val="left"/>
+            </w:pPr>
+            <w:r>
+              <w:rPr>
+                <w:rFonts w:ascii="Arial" w:hAnsi="Arial" w:eastAsia="맑은 고딕"/>
+                <w:b/>
+                <w:color w:val="FFFFFF"/>
+                <w:sz w:val="18"/>
+              </w:rPr>
+              <w:t xml:space="preserve">시스템 응답</w:t>
+            </w:r>
+          </w:p>
+        </w:tc>
+        <w:tc>
+          <w:tcPr>
+            <w:tcBorders>
+              <w:bottom w:val="single"/>
+            </w:tcBorders>
+            <w:vAlign w:val="bottom"/>
+            <w:tcBorders>
+              <w:top w:val="single" w:sz="6" w:space="0" w:color="2E75B6"/>
+              <w:bottom w:val="single" w:sz="6" w:space="0" w:color="2E75B6"/>
+              <w:left w:val="single" w:sz="4" w:space="0" w:color="BFBFBF"/>
+              <w:right w:val="single" w:sz="4" w:space="0" w:color="BFBFBF"/>
+            </w:tcBorders>
+            <w:shd w:fill="2E75B6" w:val="clear"/>
+            <w:tcMar>
+              <w:top w:w="50" w:type="dxa"/>
+              <w:bottom w:w="50" w:type="dxa"/>
+              <w:left w:w="100" w:type="dxa"/>
+              <w:right w:w="100" w:type="dxa"/>
+            </w:tcMar>
+          </w:tcPr>
+          <w:p>
+            <w:pPr>
+              <w:pStyle w:val="Compact"/>
+              <w:spacing w:before="20" w:after="20" w:line="280" w:lineRule="exact"/>
+              <w:jc w:val="left"/>
+            </w:pPr>
+            <w:r>
+              <w:rPr>
+                <w:rFonts w:ascii="Arial" w:hAnsi="Arial" w:eastAsia="맑은 고딕"/>
+                <w:b/>
+                <w:color w:val="FFFFFF"/>
+                <w:sz w:val="18"/>
+              </w:rPr>
+              <w:t xml:space="preserve">검증 포인트</w:t>
+            </w:r>
+          </w:p>
+        </w:tc>
+      </w:tr>
+      <w:tr>
+        <w:trPr/>
+        <w:tc>
+          <w:tcPr>
+            <w:tcBorders>
+              <w:top w:val="single" w:sz="4" w:space="0" w:color="BFBFBF"/>
+              <w:bottom w:val="single" w:sz="4" w:space="0" w:color="BFBFBF"/>
+              <w:left w:val="single" w:sz="4" w:space="0" w:color="BFBFBF"/>
+              <w:right w:val="single" w:sz="4" w:space="0" w:color="BFBFBF"/>
+            </w:tcBorders>
+            <w:tcMar>
+              <w:top w:w="50" w:type="dxa"/>
+              <w:bottom w:w="50" w:type="dxa"/>
+              <w:left w:w="100" w:type="dxa"/>
+              <w:right w:w="100" w:type="dxa"/>
+            </w:tcMar>
+          </w:tcPr>
+          <w:p>
+            <w:pPr>
+              <w:pStyle w:val="Compact"/>
+              <w:spacing w:before="20" w:after="20" w:line="280" w:lineRule="exact"/>
+              <w:jc w:val="left"/>
+            </w:pPr>
+            <w:r>
+              <w:rPr>
+                <w:rFonts w:ascii="Arial" w:hAnsi="Arial" w:eastAsia="맑은 고딕"/>
+                <w:color w:val="333333"/>
+                <w:sz w:val="18"/>
+              </w:rPr>
+              <w:t xml:space="preserve">1</w:t>
+            </w:r>
+          </w:p>
+        </w:tc>
+        <w:tc>
+          <w:tcPr>
+            <w:tcBorders>
+              <w:top w:val="single" w:sz="4" w:space="0" w:color="BFBFBF"/>
+              <w:bottom w:val="single" w:sz="4" w:space="0" w:color="BFBFBF"/>
+              <w:left w:val="single" w:sz="4" w:space="0" w:color="BFBFBF"/>
+              <w:right w:val="single" w:sz="4" w:space="0" w:color="BFBFBF"/>
+            </w:tcBorders>
+            <w:tcMar>
+              <w:top w:w="50" w:type="dxa"/>
+              <w:bottom w:w="50" w:type="dxa"/>
+              <w:left w:w="100" w:type="dxa"/>
+              <w:right w:w="100" w:type="dxa"/>
+            </w:tcMar>
+          </w:tcPr>
+          <w:p>
+            <w:pPr>
+              <w:pStyle w:val="Compact"/>
+              <w:spacing w:before="20" w:after="20" w:line="280" w:lineRule="exact"/>
+              <w:jc w:val="left"/>
+            </w:pPr>
+            <w:r>
+              <w:rPr>
+                <w:rFonts w:ascii="Arial" w:hAnsi="Arial" w:eastAsia="맑은 고딕"/>
+                <w:color w:val="333333"/>
+                <w:sz w:val="18"/>
+              </w:rPr>
+              <w:t xml:space="preserve">목록에서 회원 다중 선택 (체크박스)</w:t>
+            </w:r>
+          </w:p>
+        </w:tc>
+        <w:tc>
+          <w:tcPr>
+            <w:tcBorders>
+              <w:top w:val="single" w:sz="4" w:space="0" w:color="BFBFBF"/>
+              <w:bottom w:val="single" w:sz="4" w:space="0" w:color="BFBFBF"/>
+              <w:left w:val="single" w:sz="4" w:space="0" w:color="BFBFBF"/>
+              <w:right w:val="single" w:sz="4" w:space="0" w:color="BFBFBF"/>
+            </w:tcBorders>
+            <w:tcMar>
+              <w:top w:w="50" w:type="dxa"/>
+              <w:bottom w:w="50" w:type="dxa"/>
+              <w:left w:w="100" w:type="dxa"/>
+              <w:right w:w="100" w:type="dxa"/>
+            </w:tcMar>
+          </w:tcPr>
+          <w:p>
+            <w:pPr>
+              <w:pStyle w:val="Compact"/>
+              <w:spacing w:before="20" w:after="20" w:line="280" w:lineRule="exact"/>
+              <w:jc w:val="left"/>
+            </w:pPr>
+            <w:r>
+              <w:rPr>
+                <w:rFonts w:ascii="Arial" w:hAnsi="Arial" w:eastAsia="맑은 고딕"/>
+                <w:color w:val="333333"/>
+                <w:sz w:val="18"/>
+              </w:rPr>
+              <w:t xml:space="preserve">선택 건수 표시 + 액션 바 활성화</w:t>
+            </w:r>
+          </w:p>
+        </w:tc>
+        <w:tc>
+          <w:tcPr>
+            <w:tcBorders>
+              <w:top w:val="single" w:sz="4" w:space="0" w:color="BFBFBF"/>
+              <w:bottom w:val="single" w:sz="4" w:space="0" w:color="BFBFBF"/>
+              <w:left w:val="single" w:sz="4" w:space="0" w:color="BFBFBF"/>
+              <w:right w:val="single" w:sz="4" w:space="0" w:color="BFBFBF"/>
+            </w:tcBorders>
+            <w:tcMar>
+              <w:top w:w="50" w:type="dxa"/>
+              <w:bottom w:w="50" w:type="dxa"/>
+              <w:left w:w="100" w:type="dxa"/>
+              <w:right w:w="100" w:type="dxa"/>
+            </w:tcMar>
+          </w:tcPr>
+          <w:p>
+            <w:pPr>
+              <w:pStyle w:val="Compact"/>
+              <w:spacing w:before="20" w:after="20" w:line="280" w:lineRule="exact"/>
+              <w:jc w:val="left"/>
+            </w:pPr>
+            <w:r>
+              <w:rPr>
+                <w:rFonts w:ascii="Arial" w:hAnsi="Arial" w:eastAsia="맑은 고딕"/>
+                <w:color w:val="333333"/>
+                <w:sz w:val="18"/>
+              </w:rPr>
+              <w:t xml:space="preserve">선택 수 ≤ 전체 페이지 건수</w:t>
+            </w:r>
+          </w:p>
+        </w:tc>
+      </w:tr>
+      <w:tr>
+        <w:trPr/>
+        <w:tc>
+          <w:tcPr>
+            <w:tcBorders>
+              <w:top w:val="single" w:sz="4" w:space="0" w:color="BFBFBF"/>
+              <w:bottom w:val="single" w:sz="4" w:space="0" w:color="BFBFBF"/>
+              <w:left w:val="single" w:sz="4" w:space="0" w:color="BFBFBF"/>
+              <w:right w:val="single" w:sz="4" w:space="0" w:color="BFBFBF"/>
+            </w:tcBorders>
+            <w:shd w:fill="F2F7FB" w:val="clear"/>
+            <w:tcMar>
+              <w:top w:w="50" w:type="dxa"/>
+              <w:bottom w:w="50" w:type="dxa"/>
+              <w:left w:w="100" w:type="dxa"/>
+              <w:right w:w="100" w:type="dxa"/>
+            </w:tcMar>
+          </w:tcPr>
+          <w:p>
+            <w:pPr>
+              <w:pStyle w:val="Compact"/>
+              <w:spacing w:before="20" w:after="20" w:line="280" w:lineRule="exact"/>
+              <w:jc w:val="left"/>
+            </w:pPr>
+            <w:r>
+              <w:rPr>
+                <w:rFonts w:ascii="Arial" w:hAnsi="Arial" w:eastAsia="맑은 고딕"/>
+                <w:color w:val="333333"/>
+                <w:sz w:val="18"/>
+              </w:rPr>
+              <w:t xml:space="preserve">2</w:t>
+            </w:r>
+          </w:p>
+        </w:tc>
+        <w:tc>
+          <w:tcPr>
+            <w:tcBorders>
+              <w:top w:val="single" w:sz="4" w:space="0" w:color="BFBFBF"/>
+              <w:bottom w:val="single" w:sz="4" w:space="0" w:color="BFBFBF"/>
+              <w:left w:val="single" w:sz="4" w:space="0" w:color="BFBFBF"/>
+              <w:right w:val="single" w:sz="4" w:space="0" w:color="BFBFBF"/>
+            </w:tcBorders>
+            <w:shd w:fill="F2F7FB" w:val="clear"/>
+            <w:tcMar>
+              <w:top w:w="50" w:type="dxa"/>
+              <w:bottom w:w="50" w:type="dxa"/>
+              <w:left w:w="100" w:type="dxa"/>
+              <w:right w:w="100" w:type="dxa"/>
+            </w:tcMar>
+          </w:tcPr>
+          <w:p>
+            <w:pPr>
+              <w:pStyle w:val="Compact"/>
+              <w:spacing w:before="20" w:after="20" w:line="280" w:lineRule="exact"/>
+              <w:jc w:val="left"/>
+            </w:pPr>
+            <w:r>
+              <w:rPr>
+                <w:rFonts w:ascii="Arial" w:hAnsi="Arial" w:eastAsia="맑은 고딕"/>
+                <w:color w:val="333333"/>
+                <w:sz w:val="18"/>
+              </w:rPr>
+              <w:t xml:space="preserve">[쿠폰 발급] 클릭</w:t>
+            </w:r>
+          </w:p>
+        </w:tc>
+        <w:tc>
+          <w:tcPr>
+            <w:tcBorders>
+              <w:top w:val="single" w:sz="4" w:space="0" w:color="BFBFBF"/>
+              <w:bottom w:val="single" w:sz="4" w:space="0" w:color="BFBFBF"/>
+              <w:left w:val="single" w:sz="4" w:space="0" w:color="BFBFBF"/>
+              <w:right w:val="single" w:sz="4" w:space="0" w:color="BFBFBF"/>
+            </w:tcBorders>
+            <w:shd w:fill="F2F7FB" w:val="clear"/>
+            <w:tcMar>
+              <w:top w:w="50" w:type="dxa"/>
+              <w:bottom w:w="50" w:type="dxa"/>
+              <w:left w:w="100" w:type="dxa"/>
+              <w:right w:w="100" w:type="dxa"/>
+            </w:tcMar>
+          </w:tcPr>
+          <w:p>
+            <w:pPr>
+              <w:pStyle w:val="Compact"/>
+              <w:spacing w:before="20" w:after="20" w:line="280" w:lineRule="exact"/>
+              <w:jc w:val="left"/>
+            </w:pPr>
+            <w:r>
+              <w:rPr>
+                <w:rFonts w:ascii="Arial" w:hAnsi="Arial" w:eastAsia="맑은 고딕"/>
+                <w:color w:val="333333"/>
+                <w:sz w:val="18"/>
+              </w:rPr>
+              <w:t xml:space="preserve">CouponAdjustModal → 쿠폰 검색/선택</w:t>
+            </w:r>
+          </w:p>
+        </w:tc>
+        <w:tc>
+          <w:tcPr>
+            <w:tcBorders>
+              <w:top w:val="single" w:sz="4" w:space="0" w:color="BFBFBF"/>
+              <w:bottom w:val="single" w:sz="4" w:space="0" w:color="BFBFBF"/>
+              <w:left w:val="single" w:sz="4" w:space="0" w:color="BFBFBF"/>
+              <w:right w:val="single" w:sz="4" w:space="0" w:color="BFBFBF"/>
+            </w:tcBorders>
+            <w:shd w:fill="F2F7FB" w:val="clear"/>
+            <w:tcMar>
+              <w:top w:w="50" w:type="dxa"/>
+              <w:bottom w:w="50" w:type="dxa"/>
+              <w:left w:w="100" w:type="dxa"/>
+              <w:right w:w="100" w:type="dxa"/>
+            </w:tcMar>
+          </w:tcPr>
+          <w:p>
+            <w:pPr>
+              <w:pStyle w:val="Compact"/>
+              <w:spacing w:before="20" w:after="20" w:line="280" w:lineRule="exact"/>
+              <w:jc w:val="left"/>
+            </w:pPr>
+            <w:r>
+              <w:rPr>
+                <w:rFonts w:ascii="Arial" w:hAnsi="Arial" w:eastAsia="맑은 고딕"/>
+                <w:color w:val="333333"/>
+                <w:sz w:val="18"/>
+              </w:rPr>
+              <w:t xml:space="preserve">활성(active) 쿠폰만 표시</w:t>
+            </w:r>
+          </w:p>
+        </w:tc>
+      </w:tr>
+      <w:tr>
+        <w:trPr/>
+        <w:tc>
+          <w:tcPr>
+            <w:tcBorders>
+              <w:top w:val="single" w:sz="4" w:space="0" w:color="BFBFBF"/>
+              <w:bottom w:val="single" w:sz="4" w:space="0" w:color="BFBFBF"/>
+              <w:left w:val="single" w:sz="4" w:space="0" w:color="BFBFBF"/>
+              <w:right w:val="single" w:sz="4" w:space="0" w:color="BFBFBF"/>
+            </w:tcBorders>
+            <w:tcMar>
+              <w:top w:w="50" w:type="dxa"/>
+              <w:bottom w:w="50" w:type="dxa"/>
+              <w:left w:w="100" w:type="dxa"/>
+              <w:right w:w="100" w:type="dxa"/>
+            </w:tcMar>
+          </w:tcPr>
+          <w:p>
+            <w:pPr>
+              <w:pStyle w:val="Compact"/>
+              <w:spacing w:before="20" w:after="20" w:line="280" w:lineRule="exact"/>
+              <w:jc w:val="left"/>
+            </w:pPr>
+            <w:r>
+              <w:rPr>
+                <w:rFonts w:ascii="Arial" w:hAnsi="Arial" w:eastAsia="맑은 고딕"/>
+                <w:color w:val="333333"/>
+                <w:sz w:val="18"/>
+              </w:rPr>
+              <w:t xml:space="preserve">3</w:t>
+            </w:r>
+          </w:p>
+        </w:tc>
+        <w:tc>
+          <w:tcPr>
+            <w:tcBorders>
+              <w:top w:val="single" w:sz="4" w:space="0" w:color="BFBFBF"/>
+              <w:bottom w:val="single" w:sz="4" w:space="0" w:color="BFBFBF"/>
+              <w:left w:val="single" w:sz="4" w:space="0" w:color="BFBFBF"/>
+              <w:right w:val="single" w:sz="4" w:space="0" w:color="BFBFBF"/>
+            </w:tcBorders>
+            <w:tcMar>
+              <w:top w:w="50" w:type="dxa"/>
+              <w:bottom w:w="50" w:type="dxa"/>
+              <w:left w:w="100" w:type="dxa"/>
+              <w:right w:w="100" w:type="dxa"/>
+            </w:tcMar>
+          </w:tcPr>
+          <w:p>
+            <w:pPr>
+              <w:pStyle w:val="Compact"/>
+              <w:spacing w:before="20" w:after="20" w:line="280" w:lineRule="exact"/>
+              <w:jc w:val="left"/>
+            </w:pPr>
+            <w:r>
+              <w:rPr>
+                <w:rFonts w:ascii="Arial" w:hAnsi="Arial" w:eastAsia="맑은 고딕"/>
+                <w:color w:val="333333"/>
+                <w:sz w:val="18"/>
+              </w:rPr>
+              <w:t xml:space="preserve">쿠폰 선택 후 [발급]</w:t>
+            </w:r>
+          </w:p>
+        </w:tc>
+        <w:tc>
+          <w:tcPr>
+            <w:tcBorders>
+              <w:top w:val="single" w:sz="4" w:space="0" w:color="BFBFBF"/>
+              <w:bottom w:val="single" w:sz="4" w:space="0" w:color="BFBFBF"/>
+              <w:left w:val="single" w:sz="4" w:space="0" w:color="BFBFBF"/>
+              <w:right w:val="single" w:sz="4" w:space="0" w:color="BFBFBF"/>
+            </w:tcBorders>
+            <w:tcMar>
+              <w:top w:w="50" w:type="dxa"/>
+              <w:bottom w:w="50" w:type="dxa"/>
+              <w:left w:w="100" w:type="dxa"/>
+              <w:right w:w="100" w:type="dxa"/>
+            </w:tcMar>
+          </w:tcPr>
+          <w:p>
+            <w:pPr>
+              <w:pStyle w:val="Compact"/>
+              <w:spacing w:before="20" w:after="20" w:line="280" w:lineRule="exact"/>
+              <w:jc w:val="left"/>
+            </w:pPr>
+            <w:r>
+              <w:rPr>
+                <w:rStyle w:val="VerbatimChar"/>
+                <w:rFonts w:ascii="Arial" w:hAnsi="Arial" w:eastAsia="맑은 고딕"/>
+                <w:color w:val="333333"/>
+                <w:sz w:val="18"/>
+              </w:rPr>
+              <w:t xml:space="preserve">POST /api/members/bulk/coupons</w:t>
+            </w:r>
+            <w:r>
+              <w:rPr>
+                <w:rFonts w:ascii="Arial" w:hAnsi="Arial" w:eastAsia="맑은 고딕"/>
+                <w:color w:val="333333"/>
+                <w:sz w:val="18"/>
+              </w:rPr>
+              <w:t xml:space="preserve"> </w:t>
+            </w:r>
+            <w:r>
+              <w:rPr>
+                <w:rFonts w:ascii="Arial" w:hAnsi="Arial" w:eastAsia="맑은 고딕"/>
+                <w:color w:val="333333"/>
+                <w:sz w:val="18"/>
+              </w:rPr>
+              <w:t xml:space="preserve">→ 비동기 처리</w:t>
+            </w:r>
+          </w:p>
+        </w:tc>
+        <w:tc>
+          <w:tcPr>
+            <w:tcBorders>
+              <w:top w:val="single" w:sz="4" w:space="0" w:color="BFBFBF"/>
+              <w:bottom w:val="single" w:sz="4" w:space="0" w:color="BFBFBF"/>
+              <w:left w:val="single" w:sz="4" w:space="0" w:color="BFBFBF"/>
+              <w:right w:val="single" w:sz="4" w:space="0" w:color="BFBFBF"/>
+            </w:tcBorders>
+            <w:tcMar>
+              <w:top w:w="50" w:type="dxa"/>
+              <w:bottom w:w="50" w:type="dxa"/>
+              <w:left w:w="100" w:type="dxa"/>
+              <w:right w:w="100" w:type="dxa"/>
+            </w:tcMar>
+          </w:tcPr>
+          <w:p>
+            <w:pPr>
+              <w:pStyle w:val="Compact"/>
+              <w:spacing w:before="20" w:after="20" w:line="280" w:lineRule="exact"/>
+              <w:jc w:val="left"/>
+            </w:pPr>
+            <w:r>
+              <w:rPr>
+                <w:rFonts w:ascii="Arial" w:hAnsi="Arial" w:eastAsia="맑은 고딕"/>
+                <w:color w:val="333333"/>
+                <w:sz w:val="18"/>
+              </w:rPr>
+              <w:t xml:space="preserve">완료 Toast + 발급 결과</w:t>
+            </w:r>
+          </w:p>
+        </w:tc>
+      </w:tr>
+    </w:tbl>
+    <w:p>
+      <w:r>
+        <w:pict>
+          <v:rect style="width:0;height:1.5pt" o:hralign="center" o:hrstd="t" o:hr="t"/>
+        </w:pict>
+      </w:r>
+    </w:p>
+    <w:p>
+      <w:pPr>
+        <w:pStyle w:val="Heading2"/>
+      </w:pPr>
+      <w:bookmarkStart w:id="30" w:name="개발자용-정책-설명"/>
+      <w:r>
+        <w:t xml:space="preserve">4. 개발자용 정책 설명</w:t>
+      </w:r>
+      <w:bookmarkEnd w:id="30"/>
+    </w:p>
+    <w:p>
+      <w:pPr>
+        <w:pStyle w:val="Heading3"/>
+      </w:pPr>
+      <w:bookmarkStart w:id="31" w:name="민감정보-마스킹-정책"/>
+      <w:r>
+        <w:t xml:space="preserve">4.1. 민감정보 마스킹 정책</w:t>
+      </w:r>
+      <w:bookmarkEnd w:id="31"/>
+    </w:p>
+    <w:p>
+      <w:pPr>
+        <w:pStyle w:val="SourceCode"/>
+      </w:pPr>
+      <w:r>
+        <w:rPr>
+          <w:rStyle w:val="VerbatimChar"/>
+        </w:rPr>
+        <w:t xml:space="preserve">목록 API 기본 반환: 연락처 마스킹 (010-****-1234)</w:t>
+      </w:r>
+      <w:r>
+        <w:br/>
+      </w:r>
+      <w:r>
+        <w:rPr>
+          <w:rStyle w:val="VerbatimChar"/>
+        </w:rPr>
+        <w:t xml:space="preserve">원문 조회: unmask 권한 보유자만 별도 API로 접근</w:t>
+      </w:r>
+      <w:r>
+        <w:br/>
+      </w:r>
+      <w:r>
+        <w:rPr>
+          <w:rStyle w:val="VerbatimChar"/>
+        </w:rPr>
+        <w:t xml:space="preserve">원문 조회 시: 감사 로그(UNMASK_DATA) 자동 기록</w:t>
+      </w:r>
+      <w:r>
+        <w:br/>
+      </w:r>
+      <w:r>
+        <w:rPr>
+          <w:rStyle w:val="VerbatimChar"/>
+        </w:rPr>
+        <w:t xml:space="preserve">DB 저장: phone 필드는 하이픈 제거 후 양방향 암호화</w:t>
+      </w:r>
+    </w:p>
+    <w:p>
+      <w:pPr>
+        <w:pStyle w:val="Heading3"/>
+      </w:pPr>
+      <w:bookmarkStart w:id="32" w:name="휴면-전환-정책"/>
+      <w:r>
+        <w:t xml:space="preserve">4.2. 휴면 전환 정책</w:t>
+      </w:r>
+      <w:bookmarkEnd w:id="32"/>
+    </w:p>
+    <w:p>
+      <w:pPr>
+        <w:pStyle w:val="SourceCode"/>
+      </w:pPr>
+      <w:r>
+        <w:rPr>
+          <w:rStyle w:val="VerbatimChar"/>
+        </w:rPr>
+        <w:t xml:space="preserve">조건: lastLoginAt &lt; now() - 365일</w:t>
+      </w:r>
+      <w:r>
+        <w:br/>
+      </w:r>
+      <w:r>
+        <w:rPr>
+          <w:rStyle w:val="VerbatimChar"/>
+        </w:rPr>
+        <w:t xml:space="preserve">실행: 매일 00:00 배치</w:t>
+      </w:r>
+      <w:r>
+        <w:br/>
+      </w:r>
+      <w:r>
+        <w:rPr>
+          <w:rStyle w:val="VerbatimChar"/>
+        </w:rPr>
+        <w:t xml:space="preserve">처리: status → 'dormant', 개인정보 분리보관(별도 테이블)</w:t>
+      </w:r>
+      <w:r>
+        <w:br/>
+      </w:r>
+      <w:r>
+        <w:rPr>
+          <w:rStyle w:val="VerbatimChar"/>
+        </w:rPr>
+        <w:t xml:space="preserve">복원: 고객앱 재로그인 시 자동 복원 → status='active' + 개인정보 원복</w:t>
+      </w:r>
+      <w:r>
+        <w:br/>
+      </w:r>
+      <w:r>
+        <w:rPr>
+          <w:rStyle w:val="VerbatimChar"/>
+        </w:rPr>
+        <w:t xml:space="preserve">청크: 1,000건 단위 처리, 인덱스(lastLoginAt) 필수</w:t>
+      </w:r>
+    </w:p>
+    <w:p>
+      <w:pPr>
+        <w:pStyle w:val="Heading3"/>
+      </w:pPr>
+      <w:bookmarkStart w:id="33" w:name="포인트-동시성-제어"/>
+      <w:r>
+        <w:t xml:space="preserve">4.3. 포인트 동시성 제어</w:t>
+      </w:r>
+      <w:bookmarkEnd w:id="33"/>
+    </w:p>
+    <w:p>
+      <w:pPr>
+        <w:pStyle w:val="SourceCode"/>
+      </w:pPr>
+      <w:r>
+        <w:rPr>
+          <w:rStyle w:val="VerbatimChar"/>
+        </w:rPr>
+        <w:t xml:space="preserve">pointBalance 갱신 시 반드시:</w:t>
+      </w:r>
+      <w:r>
+        <w:br/>
+      </w:r>
+      <w:r>
+        <w:rPr>
+          <w:rStyle w:val="VerbatimChar"/>
+        </w:rPr>
+        <w:t xml:space="preserve">  SELECT pointBalance FROM members WHERE id=:id FOR UPDATE</w:t>
+      </w:r>
+      <w:r>
+        <w:br/>
+      </w:r>
+      <w:r>
+        <w:rPr>
+          <w:rStyle w:val="VerbatimChar"/>
+        </w:rPr>
+        <w:t xml:space="preserve">  → 연산 → UPDATE members SET pointBalance=:newBalance</w:t>
+      </w:r>
+      <w:r>
+        <w:br/>
+      </w:r>
+      <w:r>
+        <w:rPr>
+          <w:rStyle w:val="VerbatimChar"/>
+        </w:rPr>
+        <w:t xml:space="preserve">음수 전환 방지: newBalance &lt; 0 이면 트랜잭션 롤백 + INSUFFICIENT_POINTS 에러</w:t>
+      </w:r>
+    </w:p>
+    <w:p>
+      <w:pPr>
+        <w:pStyle w:val="Heading3"/>
+      </w:pPr>
+      <w:bookmarkStart w:id="34" w:name="약관-동의-변경-정책"/>
+      <w:r>
+        <w:t xml:space="preserve">4.4. 약관 동의 변경 정책</w:t>
+      </w:r>
+      <w:bookmarkEnd w:id="34"/>
+    </w:p>
+    <w:p>
+      <w:pPr>
+        <w:pStyle w:val="SourceCode"/>
+      </w:pPr>
+      <w:r>
+        <w:rPr>
+          <w:rStyle w:val="VerbatimChar"/>
+        </w:rPr>
+        <w:t xml:space="preserve">관리자 화면에서 약관 동의 상태 변경 불가 (ReadOnly)</w:t>
+      </w:r>
+      <w:r>
+        <w:br/>
+      </w:r>
+      <w:r>
+        <w:rPr>
+          <w:rStyle w:val="VerbatimChar"/>
+        </w:rPr>
+        <w:t xml:space="preserve">고객 앱에서만 변경 가능</w:t>
+      </w:r>
+      <w:r>
+        <w:br/>
+      </w:r>
+      <w:r>
+        <w:rPr>
+          <w:rStyle w:val="VerbatimChar"/>
+        </w:rPr>
+        <w:t xml:space="preserve">termsAgreements는 이력(배열) 형태로 저장 — 최신 항목이 현재 동의 상태</w:t>
       </w:r>
     </w:p>
     <w:sectPr/>
